--- a/doc/ИИ_МО_4.docx
+++ b/doc/ИИ_МО_4.docx
@@ -276,18 +276,7 @@
           <w:sz w:val="28"/>
           <w:szCs w:val="28"/>
         </w:rPr>
-        <w:t xml:space="preserve">Искусственный интеллект и машинное </w:t>
-      </w:r>
-      <w:proofErr w:type="gramStart"/>
-      <w:r>
-        <w:rPr>
-          <w:rFonts w:ascii="Times New Roman" w:eastAsia="Times New Roman" w:hAnsi="Times New Roman" w:cs="Times New Roman"/>
-          <w:b/>
-          <w:color w:val="0A1B33"/>
-          <w:sz w:val="28"/>
-          <w:szCs w:val="28"/>
-        </w:rPr>
-        <w:t xml:space="preserve">обучение </w:t>
+        <w:t xml:space="preserve">Искусственный интеллект и машинное обучение </w:t>
       </w:r>
       <w:r>
         <w:rPr>
@@ -297,18 +286,7 @@
           <w:sz w:val="28"/>
           <w:szCs w:val="28"/>
         </w:rPr>
-        <w:t>»</w:t>
-      </w:r>
-      <w:proofErr w:type="gramEnd"/>
-      <w:r>
-        <w:rPr>
-          <w:rFonts w:ascii="Times New Roman" w:eastAsia="Times New Roman" w:hAnsi="Times New Roman" w:cs="Times New Roman"/>
-          <w:b/>
-          <w:color w:val="000000"/>
-          <w:sz w:val="28"/>
-          <w:szCs w:val="28"/>
-        </w:rPr>
-        <w:t xml:space="preserve"> </w:t>
+        <w:t xml:space="preserve">» </w:t>
       </w:r>
     </w:p>
     <w:p>
@@ -598,21 +576,12 @@
                 <w:rFonts w:ascii="Times New Roman" w:eastAsia="Times New Roman" w:hAnsi="Times New Roman" w:cs="Times New Roman"/>
               </w:rPr>
             </w:pPr>
-            <w:proofErr w:type="spellStart"/>
             <w:r>
               <w:rPr>
                 <w:rFonts w:ascii="Times New Roman" w:eastAsia="Times New Roman" w:hAnsi="Times New Roman" w:cs="Times New Roman"/>
                 <w:color w:val="000000"/>
               </w:rPr>
-              <w:t>Воронкин</w:t>
-            </w:r>
-            <w:proofErr w:type="spellEnd"/>
-            <w:r>
-              <w:rPr>
-                <w:rFonts w:ascii="Times New Roman" w:eastAsia="Times New Roman" w:hAnsi="Times New Roman" w:cs="Times New Roman"/>
-                <w:color w:val="000000"/>
-              </w:rPr>
-              <w:t xml:space="preserve"> Р. А.,</w:t>
+              <w:t>Воронкин Р. А.,</w:t>
             </w:r>
             <w:r>
               <w:rPr>
@@ -1186,7 +1155,6 @@
         </w:rPr>
         <w:t xml:space="preserve">Создали виртуальное окружение в </w:t>
       </w:r>
-      <w:proofErr w:type="spellStart"/>
       <w:r>
         <w:rPr>
           <w:rFonts w:ascii="Times New Roman" w:eastAsia="Times New Roman" w:hAnsi="Times New Roman" w:cs="Times New Roman"/>
@@ -1196,7 +1164,6 @@
         </w:rPr>
         <w:t>VisualStudio</w:t>
       </w:r>
-      <w:proofErr w:type="spellEnd"/>
       <w:r>
         <w:rPr>
           <w:rFonts w:ascii="Times New Roman" w:eastAsia="Times New Roman" w:hAnsi="Times New Roman" w:cs="Times New Roman"/>
@@ -1222,7 +1189,6 @@
         </w:rPr>
         <w:t xml:space="preserve"> и создали в </w:t>
       </w:r>
-      <w:proofErr w:type="spellStart"/>
       <w:r>
         <w:rPr>
           <w:rFonts w:ascii="Times New Roman" w:eastAsia="Times New Roman" w:hAnsi="Times New Roman" w:cs="Times New Roman"/>
@@ -1232,7 +1198,6 @@
         </w:rPr>
         <w:t>JupyterLab</w:t>
       </w:r>
-      <w:proofErr w:type="spellEnd"/>
       <w:r>
         <w:rPr>
           <w:rFonts w:ascii="Times New Roman" w:eastAsia="Times New Roman" w:hAnsi="Times New Roman" w:cs="Times New Roman"/>
@@ -3419,53 +3384,7 @@
           <w:sz w:val="28"/>
           <w:szCs w:val="28"/>
         </w:rPr>
-        <w:t xml:space="preserve">Дан Series с индексами ['A', 'B', 'C', 'D', 'E'] и значениями [12, 24, 36, 48, 60]. </w:t>
-      </w:r>
-      <w:proofErr w:type="gramStart"/>
-      <w:r>
-        <w:rPr>
-          <w:rFonts w:ascii="Times New Roman" w:hAnsi="Times New Roman" w:cs="Times New Roman"/>
-          <w:sz w:val="28"/>
-          <w:szCs w:val="28"/>
-        </w:rPr>
-        <w:t>Используйте .</w:t>
-      </w:r>
-      <w:proofErr w:type="spellStart"/>
-      <w:r>
-        <w:rPr>
-          <w:rFonts w:ascii="Times New Roman" w:hAnsi="Times New Roman" w:cs="Times New Roman"/>
-          <w:sz w:val="28"/>
-          <w:szCs w:val="28"/>
-        </w:rPr>
-        <w:t>loc</w:t>
-      </w:r>
-      <w:proofErr w:type="spellEnd"/>
-      <w:proofErr w:type="gramEnd"/>
-      <w:r>
-        <w:rPr>
-          <w:rFonts w:ascii="Times New Roman" w:hAnsi="Times New Roman" w:cs="Times New Roman"/>
-          <w:sz w:val="28"/>
-          <w:szCs w:val="28"/>
-        </w:rPr>
-        <w:t>[] для получения элемента с индексом 'C' и .</w:t>
-      </w:r>
-      <w:proofErr w:type="spellStart"/>
-      <w:r>
-        <w:rPr>
-          <w:rFonts w:ascii="Times New Roman" w:hAnsi="Times New Roman" w:cs="Times New Roman"/>
-          <w:sz w:val="28"/>
-          <w:szCs w:val="28"/>
-        </w:rPr>
-        <w:t>iloc</w:t>
-      </w:r>
-      <w:proofErr w:type="spellEnd"/>
-      <w:r>
-        <w:rPr>
-          <w:rFonts w:ascii="Times New Roman" w:hAnsi="Times New Roman" w:cs="Times New Roman"/>
-          <w:sz w:val="28"/>
-          <w:szCs w:val="28"/>
-        </w:rPr>
-        <w:t>[] для получения третьего элемента.</w:t>
+        <w:t>Дан Series с индексами ['A', 'B', 'C', 'D', 'E'] и значениями [12, 24, 36, 48, 60]. Используйте .loc[] для получения элемента с индексом 'C' и .iloc[] для получения третьего элемента.</w:t>
       </w:r>
     </w:p>
     <w:p>
@@ -3501,45 +3420,7 @@
           <w:sz w:val="28"/>
           <w:szCs w:val="28"/>
         </w:rPr>
-        <w:t xml:space="preserve">Создайте Series из массива </w:t>
-      </w:r>
-      <w:proofErr w:type="spellStart"/>
-      <w:r>
-        <w:rPr>
-          <w:rFonts w:ascii="Times New Roman" w:hAnsi="Times New Roman" w:cs="Times New Roman"/>
-          <w:sz w:val="28"/>
-          <w:szCs w:val="28"/>
-        </w:rPr>
-        <w:t>NumPy</w:t>
-      </w:r>
-      <w:proofErr w:type="spellEnd"/>
-      <w:r>
-        <w:rPr>
-          <w:rFonts w:ascii="Times New Roman" w:hAnsi="Times New Roman" w:cs="Times New Roman"/>
-          <w:sz w:val="28"/>
-          <w:szCs w:val="28"/>
-        </w:rPr>
-        <w:t xml:space="preserve"> </w:t>
-      </w:r>
-      <w:proofErr w:type="spellStart"/>
-      <w:proofErr w:type="gramStart"/>
-      <w:r>
-        <w:rPr>
-          <w:rFonts w:ascii="Times New Roman" w:hAnsi="Times New Roman" w:cs="Times New Roman"/>
-          <w:sz w:val="28"/>
-          <w:szCs w:val="28"/>
-        </w:rPr>
-        <w:t>np.array</w:t>
-      </w:r>
-      <w:proofErr w:type="spellEnd"/>
-      <w:proofErr w:type="gramEnd"/>
-      <w:r>
-        <w:rPr>
-          <w:rFonts w:ascii="Times New Roman" w:hAnsi="Times New Roman" w:cs="Times New Roman"/>
-          <w:sz w:val="28"/>
-          <w:szCs w:val="28"/>
-        </w:rPr>
-        <w:t>([4, 9, 16, 25, 36, 49, 64]). Выберите только те элементы, которые больше 20, и выведите результат.</w:t>
+        <w:t>Создайте Series из массива NumPy np.array([4, 9, 16, 25, 36, 49, 64]). Выберите только те элементы, которые больше 20, и выведите результат.</w:t>
       </w:r>
     </w:p>
     <w:p>
@@ -3575,81 +3456,7 @@
           <w:sz w:val="28"/>
           <w:szCs w:val="28"/>
         </w:rPr>
-        <w:t xml:space="preserve">Создайте Series, содержащий 50 случайных целых чисел от 1 до 100 (используйте </w:t>
-      </w:r>
-      <w:proofErr w:type="spellStart"/>
-      <w:proofErr w:type="gramStart"/>
-      <w:r>
-        <w:rPr>
-          <w:rFonts w:ascii="Times New Roman" w:hAnsi="Times New Roman" w:cs="Times New Roman"/>
-          <w:sz w:val="28"/>
-          <w:szCs w:val="28"/>
-        </w:rPr>
-        <w:t>np.random</w:t>
-      </w:r>
-      <w:proofErr w:type="gramEnd"/>
-      <w:r>
-        <w:rPr>
-          <w:rFonts w:ascii="Times New Roman" w:hAnsi="Times New Roman" w:cs="Times New Roman"/>
-          <w:sz w:val="28"/>
-          <w:szCs w:val="28"/>
-        </w:rPr>
-        <w:t>.randint</w:t>
-      </w:r>
-      <w:proofErr w:type="spellEnd"/>
-      <w:r>
-        <w:rPr>
-          <w:rFonts w:ascii="Times New Roman" w:hAnsi="Times New Roman" w:cs="Times New Roman"/>
-          <w:sz w:val="28"/>
-          <w:szCs w:val="28"/>
-        </w:rPr>
-        <w:t xml:space="preserve">). Выведите первые 7 и последние 5 элементов с </w:t>
-      </w:r>
-      <w:proofErr w:type="gramStart"/>
-      <w:r>
-        <w:rPr>
-          <w:rFonts w:ascii="Times New Roman" w:hAnsi="Times New Roman" w:cs="Times New Roman"/>
-          <w:sz w:val="28"/>
-          <w:szCs w:val="28"/>
-        </w:rPr>
-        <w:t>помощью .</w:t>
-      </w:r>
-      <w:proofErr w:type="spellStart"/>
-      <w:r>
-        <w:rPr>
-          <w:rFonts w:ascii="Times New Roman" w:hAnsi="Times New Roman" w:cs="Times New Roman"/>
-          <w:sz w:val="28"/>
-          <w:szCs w:val="28"/>
-        </w:rPr>
-        <w:t>head</w:t>
-      </w:r>
-      <w:proofErr w:type="spellEnd"/>
-      <w:proofErr w:type="gramEnd"/>
-      <w:r>
-        <w:rPr>
-          <w:rFonts w:ascii="Times New Roman" w:hAnsi="Times New Roman" w:cs="Times New Roman"/>
-          <w:sz w:val="28"/>
-          <w:szCs w:val="28"/>
-        </w:rPr>
-        <w:t>() и .</w:t>
-      </w:r>
-      <w:proofErr w:type="spellStart"/>
-      <w:r>
-        <w:rPr>
-          <w:rFonts w:ascii="Times New Roman" w:hAnsi="Times New Roman" w:cs="Times New Roman"/>
-          <w:sz w:val="28"/>
-          <w:szCs w:val="28"/>
-        </w:rPr>
-        <w:t>tail</w:t>
-      </w:r>
-      <w:proofErr w:type="spellEnd"/>
-      <w:r>
-        <w:rPr>
-          <w:rFonts w:ascii="Times New Roman" w:hAnsi="Times New Roman" w:cs="Times New Roman"/>
-          <w:sz w:val="28"/>
-          <w:szCs w:val="28"/>
-        </w:rPr>
-        <w:t>().</w:t>
+        <w:t>Создайте Series, содержащий 50 случайных целых чисел от 1 до 100 (используйте np.random.randint). Выведите первые 7 и последние 5 элементов с помощью .head() и .tail().</w:t>
       </w:r>
     </w:p>
     <w:p>
@@ -3686,161 +3493,7 @@
           <w:sz w:val="28"/>
           <w:szCs w:val="28"/>
         </w:rPr>
-        <w:t>Создайте Series из списка ['</w:t>
-      </w:r>
-      <w:proofErr w:type="spellStart"/>
-      <w:r>
-        <w:rPr>
-          <w:rFonts w:ascii="Times New Roman" w:hAnsi="Times New Roman" w:cs="Times New Roman"/>
-          <w:sz w:val="28"/>
-          <w:szCs w:val="28"/>
-        </w:rPr>
-        <w:t>cat</w:t>
-      </w:r>
-      <w:proofErr w:type="spellEnd"/>
-      <w:r>
-        <w:rPr>
-          <w:rFonts w:ascii="Times New Roman" w:hAnsi="Times New Roman" w:cs="Times New Roman"/>
-          <w:sz w:val="28"/>
-          <w:szCs w:val="28"/>
-        </w:rPr>
-        <w:t>', '</w:t>
-      </w:r>
-      <w:proofErr w:type="spellStart"/>
-      <w:r>
-        <w:rPr>
-          <w:rFonts w:ascii="Times New Roman" w:hAnsi="Times New Roman" w:cs="Times New Roman"/>
-          <w:sz w:val="28"/>
-          <w:szCs w:val="28"/>
-        </w:rPr>
-        <w:t>dog</w:t>
-      </w:r>
-      <w:proofErr w:type="spellEnd"/>
-      <w:r>
-        <w:rPr>
-          <w:rFonts w:ascii="Times New Roman" w:hAnsi="Times New Roman" w:cs="Times New Roman"/>
-          <w:sz w:val="28"/>
-          <w:szCs w:val="28"/>
-        </w:rPr>
-        <w:t>', '</w:t>
-      </w:r>
-      <w:proofErr w:type="spellStart"/>
-      <w:r>
-        <w:rPr>
-          <w:rFonts w:ascii="Times New Roman" w:hAnsi="Times New Roman" w:cs="Times New Roman"/>
-          <w:sz w:val="28"/>
-          <w:szCs w:val="28"/>
-        </w:rPr>
-        <w:t>rabbit</w:t>
-      </w:r>
-      <w:proofErr w:type="spellEnd"/>
-      <w:r>
-        <w:rPr>
-          <w:rFonts w:ascii="Times New Roman" w:hAnsi="Times New Roman" w:cs="Times New Roman"/>
-          <w:sz w:val="28"/>
-          <w:szCs w:val="28"/>
-        </w:rPr>
-        <w:t>', '</w:t>
-      </w:r>
-      <w:proofErr w:type="spellStart"/>
-      <w:r>
-        <w:rPr>
-          <w:rFonts w:ascii="Times New Roman" w:hAnsi="Times New Roman" w:cs="Times New Roman"/>
-          <w:sz w:val="28"/>
-          <w:szCs w:val="28"/>
-        </w:rPr>
-        <w:t>parrot</w:t>
-      </w:r>
-      <w:proofErr w:type="spellEnd"/>
-      <w:r>
-        <w:rPr>
-          <w:rFonts w:ascii="Times New Roman" w:hAnsi="Times New Roman" w:cs="Times New Roman"/>
-          <w:sz w:val="28"/>
-          <w:szCs w:val="28"/>
-        </w:rPr>
-        <w:t>', '</w:t>
-      </w:r>
-      <w:proofErr w:type="spellStart"/>
-      <w:r>
-        <w:rPr>
-          <w:rFonts w:ascii="Times New Roman" w:hAnsi="Times New Roman" w:cs="Times New Roman"/>
-          <w:sz w:val="28"/>
-          <w:szCs w:val="28"/>
-        </w:rPr>
-        <w:t>fish</w:t>
-      </w:r>
-      <w:proofErr w:type="spellEnd"/>
-      <w:r>
-        <w:rPr>
-          <w:rFonts w:ascii="Times New Roman" w:hAnsi="Times New Roman" w:cs="Times New Roman"/>
-          <w:sz w:val="28"/>
-          <w:szCs w:val="28"/>
-        </w:rPr>
-        <w:t xml:space="preserve">']. Определите тип данных с </w:t>
-      </w:r>
-      <w:proofErr w:type="gramStart"/>
-      <w:r>
-        <w:rPr>
-          <w:rFonts w:ascii="Times New Roman" w:hAnsi="Times New Roman" w:cs="Times New Roman"/>
-          <w:sz w:val="28"/>
-          <w:szCs w:val="28"/>
-        </w:rPr>
-        <w:t>помощью .</w:t>
-      </w:r>
-      <w:proofErr w:type="spellStart"/>
-      <w:r>
-        <w:rPr>
-          <w:rFonts w:ascii="Times New Roman" w:hAnsi="Times New Roman" w:cs="Times New Roman"/>
-          <w:sz w:val="28"/>
-          <w:szCs w:val="28"/>
-        </w:rPr>
-        <w:t>dtype</w:t>
-      </w:r>
-      <w:proofErr w:type="spellEnd"/>
-      <w:proofErr w:type="gramEnd"/>
-      <w:r>
-        <w:rPr>
-          <w:rFonts w:ascii="Times New Roman" w:hAnsi="Times New Roman" w:cs="Times New Roman"/>
-          <w:sz w:val="28"/>
-          <w:szCs w:val="28"/>
-        </w:rPr>
-        <w:t xml:space="preserve">, затем преобразуйте его в </w:t>
-      </w:r>
-      <w:proofErr w:type="spellStart"/>
-      <w:r>
-        <w:rPr>
-          <w:rFonts w:ascii="Times New Roman" w:hAnsi="Times New Roman" w:cs="Times New Roman"/>
-          <w:sz w:val="28"/>
-          <w:szCs w:val="28"/>
-        </w:rPr>
-        <w:t>category</w:t>
-      </w:r>
-      <w:proofErr w:type="spellEnd"/>
-      <w:r>
-        <w:rPr>
-          <w:rFonts w:ascii="Times New Roman" w:hAnsi="Times New Roman" w:cs="Times New Roman"/>
-          <w:sz w:val="28"/>
-          <w:szCs w:val="28"/>
-        </w:rPr>
-        <w:t xml:space="preserve"> с помощью .</w:t>
-      </w:r>
-      <w:proofErr w:type="spellStart"/>
-      <w:r>
-        <w:rPr>
-          <w:rFonts w:ascii="Times New Roman" w:hAnsi="Times New Roman" w:cs="Times New Roman"/>
-          <w:sz w:val="28"/>
-          <w:szCs w:val="28"/>
-        </w:rPr>
-        <w:t>astype</w:t>
-      </w:r>
-      <w:proofErr w:type="spellEnd"/>
-      <w:r>
-        <w:rPr>
-          <w:rFonts w:ascii="Times New Roman" w:hAnsi="Times New Roman" w:cs="Times New Roman"/>
-          <w:sz w:val="28"/>
-          <w:szCs w:val="28"/>
-        </w:rPr>
-        <w:t>().</w:t>
+        <w:t>Создайте Series из списка ['cat', 'dog', 'rabbit', 'parrot', 'fish']. Определите тип данных с помощью .dtype, затем преобразуйте его в category с помощью .astype().</w:t>
       </w:r>
     </w:p>
     <w:p>
@@ -3876,61 +3529,7 @@
           <w:sz w:val="28"/>
           <w:szCs w:val="28"/>
         </w:rPr>
-        <w:t xml:space="preserve">Создайте Series с данными [1.2, </w:t>
-      </w:r>
-      <w:proofErr w:type="spellStart"/>
-      <w:r>
-        <w:rPr>
-          <w:rFonts w:ascii="Times New Roman" w:hAnsi="Times New Roman" w:cs="Times New Roman"/>
-          <w:sz w:val="28"/>
-          <w:szCs w:val="28"/>
-        </w:rPr>
-        <w:t>np.nan</w:t>
-      </w:r>
-      <w:proofErr w:type="spellEnd"/>
-      <w:r>
-        <w:rPr>
-          <w:rFonts w:ascii="Times New Roman" w:hAnsi="Times New Roman" w:cs="Times New Roman"/>
-          <w:sz w:val="28"/>
-          <w:szCs w:val="28"/>
-        </w:rPr>
-        <w:t xml:space="preserve">, 3.4, </w:t>
-      </w:r>
-      <w:proofErr w:type="spellStart"/>
-      <w:r>
-        <w:rPr>
-          <w:rFonts w:ascii="Times New Roman" w:hAnsi="Times New Roman" w:cs="Times New Roman"/>
-          <w:sz w:val="28"/>
-          <w:szCs w:val="28"/>
-        </w:rPr>
-        <w:t>np.nan</w:t>
-      </w:r>
-      <w:proofErr w:type="spellEnd"/>
-      <w:r>
-        <w:rPr>
-          <w:rFonts w:ascii="Times New Roman" w:hAnsi="Times New Roman" w:cs="Times New Roman"/>
-          <w:sz w:val="28"/>
-          <w:szCs w:val="28"/>
-        </w:rPr>
-        <w:t>, 5.6, 6.8]. Напишите код, который проверяет, есть ли в Series пропущенные значения (</w:t>
-      </w:r>
-      <w:proofErr w:type="spellStart"/>
-      <w:r>
-        <w:rPr>
-          <w:rFonts w:ascii="Times New Roman" w:hAnsi="Times New Roman" w:cs="Times New Roman"/>
-          <w:sz w:val="28"/>
-          <w:szCs w:val="28"/>
-        </w:rPr>
-        <w:t>NaN</w:t>
-      </w:r>
-      <w:proofErr w:type="spellEnd"/>
-      <w:r>
-        <w:rPr>
-          <w:rFonts w:ascii="Times New Roman" w:hAnsi="Times New Roman" w:cs="Times New Roman"/>
-          <w:sz w:val="28"/>
-          <w:szCs w:val="28"/>
-        </w:rPr>
-        <w:t>), и выведите индексы таких элементов.</w:t>
+        <w:t>Создайте Series с данными [1.2, np.nan, 3.4, np.nan, 5.6, 6.8]. Напишите код, который проверяет, есть ли в Series пропущенные значения (NaN), и выведите индексы таких элементов.</w:t>
       </w:r>
     </w:p>
     <w:p>
@@ -3966,25 +3565,7 @@
           <w:sz w:val="28"/>
           <w:szCs w:val="28"/>
         </w:rPr>
-        <w:t xml:space="preserve">Используйте Series из предыдущего задания и замените все </w:t>
-      </w:r>
-      <w:proofErr w:type="spellStart"/>
-      <w:r>
-        <w:rPr>
-          <w:rFonts w:ascii="Times New Roman" w:hAnsi="Times New Roman" w:cs="Times New Roman"/>
-          <w:sz w:val="28"/>
-          <w:szCs w:val="28"/>
-        </w:rPr>
-        <w:t>NaN</w:t>
-      </w:r>
-      <w:proofErr w:type="spellEnd"/>
-      <w:r>
-        <w:rPr>
-          <w:rFonts w:ascii="Times New Roman" w:hAnsi="Times New Roman" w:cs="Times New Roman"/>
-          <w:sz w:val="28"/>
-          <w:szCs w:val="28"/>
-        </w:rPr>
-        <w:t xml:space="preserve"> на среднее значение всех непустых элементов. Выведите результат.</w:t>
+        <w:t>Используйте Series из предыдущего задания и замените все NaN на среднее значение всех непустых элементов. Выведите результат.</w:t>
       </w:r>
     </w:p>
     <w:p>
@@ -4070,29 +3651,7 @@
           <w:szCs w:val="28"/>
           <w:lang w:val="en-US"/>
         </w:rPr>
-        <w:t xml:space="preserve">s1 = </w:t>
-      </w:r>
-      <w:proofErr w:type="spellStart"/>
-      <w:proofErr w:type="gramStart"/>
-      <w:r>
-        <w:rPr>
-          <w:rFonts w:ascii="Times New Roman" w:hAnsi="Times New Roman" w:cs="Times New Roman"/>
-          <w:sz w:val="28"/>
-          <w:szCs w:val="28"/>
-          <w:lang w:val="en-US"/>
-        </w:rPr>
-        <w:t>pd.Series</w:t>
-      </w:r>
-      <w:proofErr w:type="spellEnd"/>
-      <w:proofErr w:type="gramEnd"/>
-      <w:r>
-        <w:rPr>
-          <w:rFonts w:ascii="Times New Roman" w:hAnsi="Times New Roman" w:cs="Times New Roman"/>
-          <w:sz w:val="28"/>
-          <w:szCs w:val="28"/>
-          <w:lang w:val="en-US"/>
-        </w:rPr>
-        <w:t>([10, 20, 30, 40], index=['a', 'b', 'c', 'd'])</w:t>
+        <w:t>s1 = pd.Series([10, 20, 30, 40], index=['a', 'b', 'c', 'd'])</w:t>
       </w:r>
     </w:p>
     <w:p>
@@ -4114,29 +3673,7 @@
           <w:szCs w:val="28"/>
           <w:lang w:val="en-US"/>
         </w:rPr>
-        <w:t xml:space="preserve">s2 = </w:t>
-      </w:r>
-      <w:proofErr w:type="spellStart"/>
-      <w:proofErr w:type="gramStart"/>
-      <w:r>
-        <w:rPr>
-          <w:rFonts w:ascii="Times New Roman" w:hAnsi="Times New Roman" w:cs="Times New Roman"/>
-          <w:sz w:val="28"/>
-          <w:szCs w:val="28"/>
-          <w:lang w:val="en-US"/>
-        </w:rPr>
-        <w:t>pd.Series</w:t>
-      </w:r>
-      <w:proofErr w:type="spellEnd"/>
-      <w:proofErr w:type="gramEnd"/>
-      <w:r>
-        <w:rPr>
-          <w:rFonts w:ascii="Times New Roman" w:hAnsi="Times New Roman" w:cs="Times New Roman"/>
-          <w:sz w:val="28"/>
-          <w:szCs w:val="28"/>
-          <w:lang w:val="en-US"/>
-        </w:rPr>
-        <w:t>([5, 15, 25, 35], index=['b', 'c', 'd', 'e'])</w:t>
+        <w:t>s2 = pd.Series([5, 15, 25, 35], index=['b', 'c', 'd', 'e'])</w:t>
       </w:r>
     </w:p>
     <w:p>
@@ -4214,25 +3751,7 @@
           <w:sz w:val="28"/>
           <w:szCs w:val="28"/>
         </w:rPr>
-        <w:t xml:space="preserve">Объясните, почему в результате появляются </w:t>
-      </w:r>
-      <w:proofErr w:type="spellStart"/>
-      <w:r>
-        <w:rPr>
-          <w:rFonts w:ascii="Times New Roman" w:hAnsi="Times New Roman" w:cs="Times New Roman"/>
-          <w:sz w:val="28"/>
-          <w:szCs w:val="28"/>
-        </w:rPr>
-        <w:t>NaN</w:t>
-      </w:r>
-      <w:proofErr w:type="spellEnd"/>
-      <w:r>
-        <w:rPr>
-          <w:rFonts w:ascii="Times New Roman" w:hAnsi="Times New Roman" w:cs="Times New Roman"/>
-          <w:sz w:val="28"/>
-          <w:szCs w:val="28"/>
-        </w:rPr>
-        <w:t>, и замените их на 0.</w:t>
+        <w:t>Объясните, почему в результате появляются NaN, и замените их на 0.</w:t>
       </w:r>
     </w:p>
     <w:p>
@@ -4268,53 +3787,7 @@
           <w:sz w:val="28"/>
           <w:szCs w:val="28"/>
         </w:rPr>
-        <w:t xml:space="preserve">Создайте Series из чисел [2, 4, 6, 8, 10]. Напишите код, который применяет к каждому элементу функцию вычисления квадратного корня с </w:t>
-      </w:r>
-      <w:proofErr w:type="gramStart"/>
-      <w:r>
-        <w:rPr>
-          <w:rFonts w:ascii="Times New Roman" w:hAnsi="Times New Roman" w:cs="Times New Roman"/>
-          <w:sz w:val="28"/>
-          <w:szCs w:val="28"/>
-        </w:rPr>
-        <w:t>помощью .</w:t>
-      </w:r>
-      <w:proofErr w:type="spellStart"/>
-      <w:r>
-        <w:rPr>
-          <w:rFonts w:ascii="Times New Roman" w:hAnsi="Times New Roman" w:cs="Times New Roman"/>
-          <w:sz w:val="28"/>
-          <w:szCs w:val="28"/>
-        </w:rPr>
-        <w:t>apply</w:t>
-      </w:r>
-      <w:proofErr w:type="spellEnd"/>
-      <w:proofErr w:type="gramEnd"/>
-      <w:r>
-        <w:rPr>
-          <w:rFonts w:ascii="Times New Roman" w:hAnsi="Times New Roman" w:cs="Times New Roman"/>
-          <w:sz w:val="28"/>
-          <w:szCs w:val="28"/>
-        </w:rPr>
-        <w:t>(</w:t>
-      </w:r>
-      <w:proofErr w:type="spellStart"/>
-      <w:r>
-        <w:rPr>
-          <w:rFonts w:ascii="Times New Roman" w:hAnsi="Times New Roman" w:cs="Times New Roman"/>
-          <w:sz w:val="28"/>
-          <w:szCs w:val="28"/>
-        </w:rPr>
-        <w:t>np.sqrt</w:t>
-      </w:r>
-      <w:proofErr w:type="spellEnd"/>
-      <w:r>
-        <w:rPr>
-          <w:rFonts w:ascii="Times New Roman" w:hAnsi="Times New Roman" w:cs="Times New Roman"/>
-          <w:sz w:val="28"/>
-          <w:szCs w:val="28"/>
-        </w:rPr>
-        <w:t>).</w:t>
+        <w:t>Создайте Series из чисел [2, 4, 6, 8, 10]. Напишите код, который применяет к каждому элементу функцию вычисления квадратного корня с помощью .apply(np.sqrt).</w:t>
       </w:r>
     </w:p>
     <w:p>
@@ -4350,35 +3823,7 @@
           <w:sz w:val="28"/>
           <w:szCs w:val="28"/>
         </w:rPr>
-        <w:t>Создайте Series из 20 случайных чисел от 50 до 150 (используйте </w:t>
-      </w:r>
-      <w:proofErr w:type="spellStart"/>
-      <w:proofErr w:type="gramStart"/>
-      <w:r>
-        <w:rPr>
-          <w:rFonts w:ascii="Times New Roman" w:hAnsi="Times New Roman" w:cs="Times New Roman"/>
-          <w:sz w:val="28"/>
-          <w:szCs w:val="28"/>
-        </w:rPr>
-        <w:t>np.random</w:t>
-      </w:r>
-      <w:proofErr w:type="gramEnd"/>
-      <w:r>
-        <w:rPr>
-          <w:rFonts w:ascii="Times New Roman" w:hAnsi="Times New Roman" w:cs="Times New Roman"/>
-          <w:sz w:val="28"/>
-          <w:szCs w:val="28"/>
-        </w:rPr>
-        <w:t>.randint</w:t>
-      </w:r>
-      <w:proofErr w:type="spellEnd"/>
-      <w:r>
-        <w:rPr>
-          <w:rFonts w:ascii="Times New Roman" w:hAnsi="Times New Roman" w:cs="Times New Roman"/>
-          <w:sz w:val="28"/>
-          <w:szCs w:val="28"/>
-        </w:rPr>
-        <w:t>). Найдите сумму, среднее, минимальное и максимальное значение. Выведите также стандартное отклонение.</w:t>
+        <w:t>Создайте Series из 20 случайных чисел от 50 до 150 (используйте np.random.randint). Найдите сумму, среднее, минимальное и максимальное значение. Выведите также стандартное отклонение.</w:t>
       </w:r>
     </w:p>
     <w:p>
@@ -4414,79 +3859,7 @@
           <w:sz w:val="28"/>
           <w:szCs w:val="28"/>
         </w:rPr>
-        <w:t>Создайте Series, где индексами будут даты с 1 по 10 марта 2024 года (</w:t>
-      </w:r>
-      <w:proofErr w:type="spellStart"/>
-      <w:r>
-        <w:rPr>
-          <w:rFonts w:ascii="Times New Roman" w:hAnsi="Times New Roman" w:cs="Times New Roman"/>
-          <w:sz w:val="28"/>
-          <w:szCs w:val="28"/>
-        </w:rPr>
-        <w:t>pd.date_range</w:t>
-      </w:r>
-      <w:proofErr w:type="spellEnd"/>
-      <w:r>
-        <w:rPr>
-          <w:rFonts w:ascii="Times New Roman" w:hAnsi="Times New Roman" w:cs="Times New Roman"/>
-          <w:sz w:val="28"/>
-          <w:szCs w:val="28"/>
-        </w:rPr>
-        <w:t>(</w:t>
-      </w:r>
-      <w:proofErr w:type="spellStart"/>
-      <w:r>
-        <w:rPr>
-          <w:rFonts w:ascii="Times New Roman" w:hAnsi="Times New Roman" w:cs="Times New Roman"/>
-          <w:sz w:val="28"/>
-          <w:szCs w:val="28"/>
-        </w:rPr>
-        <w:t>start</w:t>
-      </w:r>
-      <w:proofErr w:type="spellEnd"/>
-      <w:r>
-        <w:rPr>
-          <w:rFonts w:ascii="Times New Roman" w:hAnsi="Times New Roman" w:cs="Times New Roman"/>
-          <w:sz w:val="28"/>
-          <w:szCs w:val="28"/>
-        </w:rPr>
-        <w:t xml:space="preserve">='2024-03-01', </w:t>
-      </w:r>
-      <w:proofErr w:type="spellStart"/>
-      <w:r>
-        <w:rPr>
-          <w:rFonts w:ascii="Times New Roman" w:hAnsi="Times New Roman" w:cs="Times New Roman"/>
-          <w:sz w:val="28"/>
-          <w:szCs w:val="28"/>
-        </w:rPr>
-        <w:t>periods</w:t>
-      </w:r>
-      <w:proofErr w:type="spellEnd"/>
-      <w:r>
-        <w:rPr>
-          <w:rFonts w:ascii="Times New Roman" w:hAnsi="Times New Roman" w:cs="Times New Roman"/>
-          <w:sz w:val="28"/>
-          <w:szCs w:val="28"/>
-        </w:rPr>
-        <w:t xml:space="preserve">=10, </w:t>
-      </w:r>
-      <w:proofErr w:type="spellStart"/>
-      <w:r>
-        <w:rPr>
-          <w:rFonts w:ascii="Times New Roman" w:hAnsi="Times New Roman" w:cs="Times New Roman"/>
-          <w:sz w:val="28"/>
-          <w:szCs w:val="28"/>
-        </w:rPr>
-        <w:t>freq</w:t>
-      </w:r>
-      <w:proofErr w:type="spellEnd"/>
-      <w:r>
-        <w:rPr>
-          <w:rFonts w:ascii="Times New Roman" w:hAnsi="Times New Roman" w:cs="Times New Roman"/>
-          <w:sz w:val="28"/>
-          <w:szCs w:val="28"/>
-        </w:rPr>
-        <w:t>='D')), а значениями — случайные числа от 10 до 100. Выберите данные за 5–8 марта.</w:t>
+        <w:t>Создайте Series, где индексами будут даты с 1 по 10 марта 2024 года (pd.date_range(start='2024-03-01', periods=10, freq='D')), а значениями — случайные числа от 10 до 100. Выберите данные за 5–8 марта.</w:t>
       </w:r>
     </w:p>
     <w:p>
@@ -4567,25 +3940,7 @@
           <w:sz w:val="28"/>
           <w:szCs w:val="28"/>
         </w:rPr>
-        <w:t>Создайте Series, где индексами будут строки ['2024-03-10', '2024-03-11', '2024-03-12'], а значениями [100, 200, 300]. Преобразуйте индексы в </w:t>
-      </w:r>
-      <w:proofErr w:type="spellStart"/>
-      <w:r>
-        <w:rPr>
-          <w:rFonts w:ascii="Times New Roman" w:hAnsi="Times New Roman" w:cs="Times New Roman"/>
-          <w:sz w:val="28"/>
-          <w:szCs w:val="28"/>
-        </w:rPr>
-        <w:t>DatetimeIndex</w:t>
-      </w:r>
-      <w:proofErr w:type="spellEnd"/>
-      <w:r>
-        <w:rPr>
-          <w:rFonts w:ascii="Times New Roman" w:hAnsi="Times New Roman" w:cs="Times New Roman"/>
-          <w:sz w:val="28"/>
-          <w:szCs w:val="28"/>
-        </w:rPr>
-        <w:t> и выведите тип данных индекса.</w:t>
+        <w:t>Создайте Series, где индексами будут строки ['2024-03-10', '2024-03-11', '2024-03-12'], а значениями [100, 200, 300]. Преобразуйте индексы в DatetimeIndex и выведите тип данных индекса.</w:t>
       </w:r>
     </w:p>
     <w:p>
@@ -4673,25 +4028,7 @@
           <w:sz w:val="28"/>
           <w:szCs w:val="28"/>
         </w:rPr>
-        <w:t>Создайте Series, где индексами будут даты с 1 по 30 марта 2024 года, а значениями — случайные числа от 50 до 150. Постройте график значений с помощью </w:t>
-      </w:r>
-      <w:proofErr w:type="spellStart"/>
-      <w:r>
-        <w:rPr>
-          <w:rFonts w:ascii="Times New Roman" w:hAnsi="Times New Roman" w:cs="Times New Roman"/>
-          <w:sz w:val="28"/>
-          <w:szCs w:val="28"/>
-        </w:rPr>
-        <w:t>matplotlib</w:t>
-      </w:r>
-      <w:proofErr w:type="spellEnd"/>
-      <w:r>
-        <w:rPr>
-          <w:rFonts w:ascii="Times New Roman" w:hAnsi="Times New Roman" w:cs="Times New Roman"/>
-          <w:sz w:val="28"/>
-          <w:szCs w:val="28"/>
-        </w:rPr>
-        <w:t>. Добавьте заголовок, подписи осей и сетку.</w:t>
+        <w:t>Создайте Series, где индексами будут даты с 1 по 30 марта 2024 года, а значениями — случайные числа от 50 до 150. Постройте график значений с помощью matplotlib. Добавьте заголовок, подписи осей и сетку.</w:t>
       </w:r>
     </w:p>
     <w:p>
@@ -4706,6 +4043,7 @@
       <w:r>
         <w:rPr>
           <w:rFonts w:ascii="Times New Roman" w:hAnsi="Times New Roman" w:cs="Times New Roman"/>
+          <w:noProof/>
           <w:sz w:val="28"/>
           <w:szCs w:val="28"/>
         </w:rPr>
@@ -4843,6 +4181,9 @@
         <w:jc w:val="center"/>
       </w:pPr>
       <w:r>
+        <w:rPr>
+          <w:noProof/>
+        </w:rPr>
         <w:drawing>
           <wp:inline distT="0" distB="0" distL="0" distR="0" wp14:anchorId="36A76925" wp14:editId="50A7E138">
             <wp:extent cx="5731510" cy="1388110"/>
@@ -4945,6 +4286,7 @@
           <w:rFonts w:ascii="Times New Roman" w:hAnsi="Times New Roman" w:cs="Times New Roman"/>
           <w:i w:val="0"/>
           <w:iCs w:val="0"/>
+          <w:noProof/>
           <w:color w:val="auto"/>
           <w:sz w:val="28"/>
           <w:szCs w:val="28"/>
@@ -5037,6 +4379,9 @@
     </w:p>
     <w:p>
       <w:r>
+        <w:rPr>
+          <w:noProof/>
+        </w:rPr>
         <w:drawing>
           <wp:inline distT="0" distB="0" distL="0" distR="0" wp14:anchorId="19B41F03" wp14:editId="2E168358">
             <wp:extent cx="5496692" cy="5325218"/>
@@ -5130,6 +4475,7 @@
       </w:pPr>
       <w:r>
         <w:rPr>
+          <w:noProof/>
           <w:lang w:val="en-US"/>
         </w:rPr>
         <w:lastRenderedPageBreak/>
@@ -5257,6 +4603,7 @@
           <w:rFonts w:ascii="Times New Roman" w:hAnsi="Times New Roman" w:cs="Times New Roman"/>
           <w:i w:val="0"/>
           <w:iCs w:val="0"/>
+          <w:noProof/>
           <w:color w:val="auto"/>
           <w:sz w:val="28"/>
           <w:szCs w:val="28"/>
@@ -5350,6 +4697,9 @@
         <w:jc w:val="center"/>
       </w:pPr>
       <w:r>
+        <w:rPr>
+          <w:noProof/>
+        </w:rPr>
         <w:drawing>
           <wp:inline distT="0" distB="0" distL="0" distR="0" wp14:anchorId="268C0731" wp14:editId="64FCACD4">
             <wp:extent cx="5029902" cy="3639058"/>
@@ -5466,6 +4816,7 @@
       </w:pPr>
       <w:r>
         <w:rPr>
+          <w:noProof/>
           <w:lang w:val="en-US"/>
         </w:rPr>
         <w:lastRenderedPageBreak/>
@@ -5585,6 +4936,7 @@
       </w:pPr>
       <w:r>
         <w:rPr>
+          <w:noProof/>
           <w:lang w:val="en-US"/>
         </w:rPr>
         <w:drawing>
@@ -5720,6 +5072,7 @@
           <w:rFonts w:ascii="Times New Roman" w:hAnsi="Times New Roman" w:cs="Times New Roman"/>
           <w:i w:val="0"/>
           <w:iCs w:val="0"/>
+          <w:noProof/>
           <w:color w:val="auto"/>
           <w:sz w:val="28"/>
           <w:szCs w:val="28"/>
@@ -5797,29 +5150,7 @@
           <w:sz w:val="28"/>
           <w:szCs w:val="28"/>
         </w:rPr>
-        <w:t>2</w:t>
-      </w:r>
-      <w:r>
-        <w:rPr>
-          <w:rFonts w:ascii="Times New Roman" w:hAnsi="Times New Roman" w:cs="Times New Roman"/>
-          <w:i w:val="0"/>
-          <w:iCs w:val="0"/>
-          <w:color w:val="auto"/>
-          <w:sz w:val="28"/>
-          <w:szCs w:val="28"/>
-        </w:rPr>
-        <w:t>8</w:t>
-      </w:r>
-      <w:r>
-        <w:rPr>
-          <w:rFonts w:ascii="Times New Roman" w:hAnsi="Times New Roman" w:cs="Times New Roman"/>
-          <w:i w:val="0"/>
-          <w:iCs w:val="0"/>
-          <w:color w:val="auto"/>
-          <w:sz w:val="28"/>
-          <w:szCs w:val="28"/>
-        </w:rPr>
-        <w:t>.</w:t>
+        <w:t>28.</w:t>
       </w:r>
       <w:r>
         <w:rPr>
@@ -5841,18 +5172,7 @@
           <w:sz w:val="28"/>
           <w:szCs w:val="28"/>
         </w:rPr>
-        <w:t>Задание №</w:t>
-      </w:r>
-      <w:r>
-        <w:rPr>
-          <w:rFonts w:ascii="Times New Roman" w:hAnsi="Times New Roman" w:cs="Times New Roman"/>
-          <w:i w:val="0"/>
-          <w:iCs w:val="0"/>
-          <w:color w:val="auto"/>
-          <w:sz w:val="28"/>
-          <w:szCs w:val="28"/>
-        </w:rPr>
-        <w:t>10</w:t>
+        <w:t>Задание №10</w:t>
       </w:r>
     </w:p>
     <w:p>
@@ -5863,6 +5183,7 @@
       </w:pPr>
       <w:r>
         <w:rPr>
+          <w:noProof/>
           <w:lang w:val="en-US"/>
         </w:rPr>
         <w:drawing>
@@ -5936,29 +5257,7 @@
           <w:sz w:val="28"/>
           <w:szCs w:val="28"/>
         </w:rPr>
-        <w:t>2</w:t>
-      </w:r>
-      <w:r>
-        <w:rPr>
-          <w:rFonts w:ascii="Times New Roman" w:hAnsi="Times New Roman" w:cs="Times New Roman"/>
-          <w:i w:val="0"/>
-          <w:iCs w:val="0"/>
-          <w:color w:val="auto"/>
-          <w:sz w:val="28"/>
-          <w:szCs w:val="28"/>
-        </w:rPr>
-        <w:t>9</w:t>
-      </w:r>
-      <w:r>
-        <w:rPr>
-          <w:rFonts w:ascii="Times New Roman" w:hAnsi="Times New Roman" w:cs="Times New Roman"/>
-          <w:i w:val="0"/>
-          <w:iCs w:val="0"/>
-          <w:color w:val="auto"/>
-          <w:sz w:val="28"/>
-          <w:szCs w:val="28"/>
-        </w:rPr>
-        <w:t>.</w:t>
+        <w:t>29.</w:t>
       </w:r>
       <w:r>
         <w:rPr>
@@ -5980,18 +5279,7 @@
           <w:sz w:val="28"/>
           <w:szCs w:val="28"/>
         </w:rPr>
-        <w:t>Задание №</w:t>
-      </w:r>
-      <w:r>
-        <w:rPr>
-          <w:rFonts w:ascii="Times New Roman" w:hAnsi="Times New Roman" w:cs="Times New Roman"/>
-          <w:i w:val="0"/>
-          <w:iCs w:val="0"/>
-          <w:color w:val="auto"/>
-          <w:sz w:val="28"/>
-          <w:szCs w:val="28"/>
-        </w:rPr>
-        <w:t>11</w:t>
+        <w:t>Задание №11</w:t>
       </w:r>
     </w:p>
     <w:p>
@@ -6002,6 +5290,7 @@
       </w:pPr>
       <w:r>
         <w:rPr>
+          <w:noProof/>
           <w:lang w:val="en-US"/>
         </w:rPr>
         <w:lastRenderedPageBreak/>
@@ -6076,18 +5365,7 @@
           <w:sz w:val="28"/>
           <w:szCs w:val="28"/>
         </w:rPr>
-        <w:t>30</w:t>
-      </w:r>
-      <w:r>
-        <w:rPr>
-          <w:rFonts w:ascii="Times New Roman" w:hAnsi="Times New Roman" w:cs="Times New Roman"/>
-          <w:i w:val="0"/>
-          <w:iCs w:val="0"/>
-          <w:color w:val="auto"/>
-          <w:sz w:val="28"/>
-          <w:szCs w:val="28"/>
-        </w:rPr>
-        <w:t>.</w:t>
+        <w:t>30.</w:t>
       </w:r>
       <w:r>
         <w:rPr>
@@ -6109,18 +5387,7 @@
           <w:sz w:val="28"/>
           <w:szCs w:val="28"/>
         </w:rPr>
-        <w:t>Задание №</w:t>
-      </w:r>
-      <w:r>
-        <w:rPr>
-          <w:rFonts w:ascii="Times New Roman" w:hAnsi="Times New Roman" w:cs="Times New Roman"/>
-          <w:i w:val="0"/>
-          <w:iCs w:val="0"/>
-          <w:color w:val="auto"/>
-          <w:sz w:val="28"/>
-          <w:szCs w:val="28"/>
-        </w:rPr>
-        <w:t>12</w:t>
+        <w:t>Задание №12</w:t>
       </w:r>
     </w:p>
     <w:p>
@@ -6131,6 +5398,7 @@
       </w:pPr>
       <w:r>
         <w:rPr>
+          <w:noProof/>
           <w:lang w:val="en-US"/>
         </w:rPr>
         <w:drawing>
@@ -6204,18 +5472,7 @@
           <w:sz w:val="28"/>
           <w:szCs w:val="28"/>
         </w:rPr>
-        <w:t>31</w:t>
-      </w:r>
-      <w:r>
-        <w:rPr>
-          <w:rFonts w:ascii="Times New Roman" w:hAnsi="Times New Roman" w:cs="Times New Roman"/>
-          <w:i w:val="0"/>
-          <w:iCs w:val="0"/>
-          <w:color w:val="auto"/>
-          <w:sz w:val="28"/>
-          <w:szCs w:val="28"/>
-        </w:rPr>
-        <w:t>.</w:t>
+        <w:t>31.</w:t>
       </w:r>
       <w:r>
         <w:rPr>
@@ -6237,18 +5494,7 @@
           <w:sz w:val="28"/>
           <w:szCs w:val="28"/>
         </w:rPr>
-        <w:t>Задание №</w:t>
-      </w:r>
-      <w:r>
-        <w:rPr>
-          <w:rFonts w:ascii="Times New Roman" w:hAnsi="Times New Roman" w:cs="Times New Roman"/>
-          <w:i w:val="0"/>
-          <w:iCs w:val="0"/>
-          <w:color w:val="auto"/>
-          <w:sz w:val="28"/>
-          <w:szCs w:val="28"/>
-        </w:rPr>
-        <w:t>13</w:t>
+        <w:t>Задание №13</w:t>
       </w:r>
     </w:p>
     <w:p>
@@ -6259,6 +5505,7 @@
       </w:pPr>
       <w:r>
         <w:rPr>
+          <w:noProof/>
           <w:lang w:val="en-US"/>
         </w:rPr>
         <w:lastRenderedPageBreak/>
@@ -6333,18 +5580,7 @@
           <w:sz w:val="28"/>
           <w:szCs w:val="28"/>
         </w:rPr>
-        <w:t>32</w:t>
-      </w:r>
-      <w:r>
-        <w:rPr>
-          <w:rFonts w:ascii="Times New Roman" w:hAnsi="Times New Roman" w:cs="Times New Roman"/>
-          <w:i w:val="0"/>
-          <w:iCs w:val="0"/>
-          <w:color w:val="auto"/>
-          <w:sz w:val="28"/>
-          <w:szCs w:val="28"/>
-        </w:rPr>
-        <w:t>.</w:t>
+        <w:t>32.</w:t>
       </w:r>
       <w:r>
         <w:rPr>
@@ -6366,18 +5602,7 @@
           <w:sz w:val="28"/>
           <w:szCs w:val="28"/>
         </w:rPr>
-        <w:t>Задание №</w:t>
-      </w:r>
-      <w:r>
-        <w:rPr>
-          <w:rFonts w:ascii="Times New Roman" w:hAnsi="Times New Roman" w:cs="Times New Roman"/>
-          <w:i w:val="0"/>
-          <w:iCs w:val="0"/>
-          <w:color w:val="auto"/>
-          <w:sz w:val="28"/>
-          <w:szCs w:val="28"/>
-        </w:rPr>
-        <w:t>14</w:t>
+        <w:t>Задание №14</w:t>
       </w:r>
     </w:p>
     <w:p>
@@ -6388,6 +5613,7 @@
       </w:pPr>
       <w:r>
         <w:rPr>
+          <w:noProof/>
           <w:lang w:val="en-US"/>
         </w:rPr>
         <w:lastRenderedPageBreak/>
@@ -6439,7 +5665,6 @@
           <w:color w:val="auto"/>
           <w:sz w:val="28"/>
           <w:szCs w:val="28"/>
-          <w:lang w:val="en-US"/>
         </w:rPr>
       </w:pPr>
       <w:r>
@@ -6462,18 +5687,7 @@
           <w:sz w:val="28"/>
           <w:szCs w:val="28"/>
         </w:rPr>
-        <w:t>33</w:t>
-      </w:r>
-      <w:r>
-        <w:rPr>
-          <w:rFonts w:ascii="Times New Roman" w:hAnsi="Times New Roman" w:cs="Times New Roman"/>
-          <w:i w:val="0"/>
-          <w:iCs w:val="0"/>
-          <w:color w:val="auto"/>
-          <w:sz w:val="28"/>
-          <w:szCs w:val="28"/>
-        </w:rPr>
-        <w:t>.</w:t>
+        <w:t>33.</w:t>
       </w:r>
       <w:r>
         <w:rPr>
@@ -6495,18 +5709,7 @@
           <w:sz w:val="28"/>
           <w:szCs w:val="28"/>
         </w:rPr>
-        <w:t>Задание №</w:t>
-      </w:r>
-      <w:r>
-        <w:rPr>
-          <w:rFonts w:ascii="Times New Roman" w:hAnsi="Times New Roman" w:cs="Times New Roman"/>
-          <w:i w:val="0"/>
-          <w:iCs w:val="0"/>
-          <w:color w:val="auto"/>
-          <w:sz w:val="28"/>
-          <w:szCs w:val="28"/>
-        </w:rPr>
-        <w:t>15</w:t>
+        <w:t>Задание №15</w:t>
       </w:r>
     </w:p>
     <w:p>
@@ -6608,58 +5811,7 @@
           <w:szCs w:val="28"/>
         </w:rPr>
         <w:br/>
-        <w:t>Преобразуйте индекс в </w:t>
-      </w:r>
-      <w:proofErr w:type="spellStart"/>
-      <w:r>
-        <w:rPr>
-          <w:rFonts w:ascii="Times New Roman" w:hAnsi="Times New Roman" w:cs="Times New Roman"/>
-          <w:iCs/>
-          <w:sz w:val="28"/>
-          <w:szCs w:val="28"/>
-        </w:rPr>
-        <w:t>DatetimeIndex</w:t>
-      </w:r>
-      <w:proofErr w:type="spellEnd"/>
-      <w:r>
-        <w:rPr>
-          <w:rFonts w:ascii="Times New Roman" w:hAnsi="Times New Roman" w:cs="Times New Roman"/>
-          <w:iCs/>
-          <w:sz w:val="28"/>
-          <w:szCs w:val="28"/>
-        </w:rPr>
-        <w:t>, найдите разницу температур между днями (</w:t>
-      </w:r>
-      <w:proofErr w:type="spellStart"/>
-      <w:proofErr w:type="gramStart"/>
-      <w:r>
-        <w:rPr>
-          <w:rFonts w:ascii="Times New Roman" w:hAnsi="Times New Roman" w:cs="Times New Roman"/>
-          <w:iCs/>
-          <w:sz w:val="28"/>
-          <w:szCs w:val="28"/>
-        </w:rPr>
-        <w:t>diff</w:t>
-      </w:r>
-      <w:proofErr w:type="spellEnd"/>
-      <w:r>
-        <w:rPr>
-          <w:rFonts w:ascii="Times New Roman" w:hAnsi="Times New Roman" w:cs="Times New Roman"/>
-          <w:iCs/>
-          <w:sz w:val="28"/>
-          <w:szCs w:val="28"/>
-        </w:rPr>
-        <w:t>(</w:t>
-      </w:r>
-      <w:proofErr w:type="gramEnd"/>
-      <w:r>
-        <w:rPr>
-          <w:rFonts w:ascii="Times New Roman" w:hAnsi="Times New Roman" w:cs="Times New Roman"/>
-          <w:iCs/>
-          <w:sz w:val="28"/>
-          <w:szCs w:val="28"/>
-        </w:rPr>
-        <w:t>)), выделите дни с изменением больше 5 градусов и постройте график с отображением таких скачков.</w:t>
+        <w:t>Преобразуйте индекс в DatetimeIndex, найдите разницу температур между днями (diff()), выделите дни с изменением больше 5 градусов и постройте график с отображением таких скачков.</w:t>
       </w:r>
     </w:p>
     <w:p>
@@ -6680,6 +5832,7 @@
           <w:rFonts w:ascii="Times New Roman" w:hAnsi="Times New Roman" w:cs="Times New Roman"/>
           <w:i w:val="0"/>
           <w:iCs w:val="0"/>
+          <w:noProof/>
           <w:color w:val="auto"/>
           <w:sz w:val="28"/>
           <w:szCs w:val="28"/>
@@ -6801,6 +5954,7 @@
           <w:rFonts w:ascii="Times New Roman" w:hAnsi="Times New Roman" w:cs="Times New Roman"/>
           <w:i w:val="0"/>
           <w:iCs w:val="0"/>
+          <w:noProof/>
           <w:color w:val="auto"/>
           <w:sz w:val="28"/>
           <w:szCs w:val="28"/>
@@ -6878,18 +6032,7 @@
           <w:sz w:val="28"/>
           <w:szCs w:val="28"/>
         </w:rPr>
-        <w:t>3</w:t>
-      </w:r>
-      <w:r>
-        <w:rPr>
-          <w:rFonts w:ascii="Times New Roman" w:hAnsi="Times New Roman" w:cs="Times New Roman"/>
-          <w:i w:val="0"/>
-          <w:iCs w:val="0"/>
-          <w:color w:val="auto"/>
-          <w:sz w:val="28"/>
-          <w:szCs w:val="28"/>
-        </w:rPr>
-        <w:t>5</w:t>
+        <w:t>35</w:t>
       </w:r>
       <w:r>
         <w:rPr>
@@ -6905,15 +6048,12 @@
     </w:p>
     <w:p>
       <w:r>
-        <w:rPr>
-          <w:lang w:val="en-US"/>
-        </w:rPr>
         <w:lastRenderedPageBreak/>
         <w:drawing>
-          <wp:inline distT="0" distB="0" distL="0" distR="0" wp14:anchorId="02B9834D" wp14:editId="1D39AA12">
-            <wp:extent cx="5731510" cy="3209925"/>
-            <wp:effectExtent l="0" t="0" r="2540" b="9525"/>
-            <wp:docPr id="44" name="Рисунок 44"/>
+          <wp:inline distT="0" distB="0" distL="0" distR="0" wp14:anchorId="6433B90E" wp14:editId="4469452F">
+            <wp:extent cx="5731510" cy="4700270"/>
+            <wp:effectExtent l="0" t="0" r="2540" b="5080"/>
+            <wp:docPr id="9" name="Рисунок 9"/>
             <wp:cNvGraphicFramePr>
               <a:graphicFrameLocks xmlns:a="http://schemas.openxmlformats.org/drawingml/2006/main" noChangeAspect="1"/>
             </wp:cNvGraphicFramePr>
@@ -6933,7 +6073,7 @@
                   <pic:spPr>
                     <a:xfrm>
                       <a:off x="0" y="0"/>
-                      <a:ext cx="5731510" cy="3209925"/>
+                      <a:ext cx="5731510" cy="4700270"/>
                     </a:xfrm>
                     <a:prstGeom prst="rect">
                       <a:avLst/>
@@ -6989,7 +6129,6 @@
           <w:color w:val="auto"/>
           <w:sz w:val="28"/>
           <w:szCs w:val="28"/>
-          <w:lang w:val="en-US"/>
         </w:rPr>
         <w:t>6</w:t>
       </w:r>
@@ -7042,27 +6181,7 @@
           <w:sz w:val="28"/>
           <w:szCs w:val="28"/>
         </w:rPr>
-        <w:t xml:space="preserve">1. Что такое </w:t>
-      </w:r>
-      <w:proofErr w:type="spellStart"/>
-      <w:proofErr w:type="gramStart"/>
-      <w:r>
-        <w:rPr>
-          <w:rFonts w:ascii="Times New Roman" w:hAnsi="Times New Roman" w:cs="Times New Roman"/>
-          <w:sz w:val="28"/>
-          <w:szCs w:val="28"/>
-        </w:rPr>
-        <w:t>pandas.Series</w:t>
-      </w:r>
-      <w:proofErr w:type="spellEnd"/>
-      <w:proofErr w:type="gramEnd"/>
-      <w:r>
-        <w:rPr>
-          <w:rFonts w:ascii="Times New Roman" w:hAnsi="Times New Roman" w:cs="Times New Roman"/>
-          <w:sz w:val="28"/>
-          <w:szCs w:val="28"/>
-        </w:rPr>
-        <w:t xml:space="preserve"> и чем она отличается от списка в Python?</w:t>
+        <w:t>1. Что такое pandas.Series и чем она отличается от списка в Python?</w:t>
       </w:r>
       <w:r>
         <w:rPr>
@@ -7078,25 +6197,7 @@
           <w:sz w:val="28"/>
           <w:szCs w:val="28"/>
         </w:rPr>
-        <w:t xml:space="preserve">Series </w:t>
-      </w:r>
-      <w:proofErr w:type="gramStart"/>
-      <w:r>
-        <w:rPr>
-          <w:rFonts w:ascii="Times New Roman" w:hAnsi="Times New Roman" w:cs="Times New Roman"/>
-          <w:sz w:val="28"/>
-          <w:szCs w:val="28"/>
-        </w:rPr>
-        <w:t>- это</w:t>
-      </w:r>
-      <w:proofErr w:type="gramEnd"/>
-      <w:r>
-        <w:rPr>
-          <w:rFonts w:ascii="Times New Roman" w:hAnsi="Times New Roman" w:cs="Times New Roman"/>
-          <w:sz w:val="28"/>
-          <w:szCs w:val="28"/>
-        </w:rPr>
-        <w:t xml:space="preserve"> одномерный массив данных с метками, которые называются индексами. Отличие от списка в том, что у каждого элемента Series есть своя метка (индекс), а в списке элементы доступны только по числовой позиции.</w:t>
+        <w:t>Series - это одномерный массив данных с метками, которые называются индексами. Отличие от списка в том, что у каждого элемента Series есть своя метка (индекс), а в списке элементы доступны только по числовой позиции.</w:t>
       </w:r>
     </w:p>
     <w:p>
@@ -7132,43 +6233,7 @@
           <w:sz w:val="28"/>
           <w:szCs w:val="28"/>
         </w:rPr>
-        <w:t xml:space="preserve">Можно использовать числа целые и дробные, строки, логические значения True и </w:t>
-      </w:r>
-      <w:proofErr w:type="spellStart"/>
-      <w:r>
-        <w:rPr>
-          <w:rFonts w:ascii="Times New Roman" w:hAnsi="Times New Roman" w:cs="Times New Roman"/>
-          <w:sz w:val="28"/>
-          <w:szCs w:val="28"/>
-        </w:rPr>
-        <w:t>False</w:t>
-      </w:r>
-      <w:proofErr w:type="spellEnd"/>
-      <w:r>
-        <w:rPr>
-          <w:rFonts w:ascii="Times New Roman" w:hAnsi="Times New Roman" w:cs="Times New Roman"/>
-          <w:sz w:val="28"/>
-          <w:szCs w:val="28"/>
-        </w:rPr>
-        <w:t xml:space="preserve">, даты и время, а также массивы </w:t>
-      </w:r>
-      <w:proofErr w:type="spellStart"/>
-      <w:r>
-        <w:rPr>
-          <w:rFonts w:ascii="Times New Roman" w:hAnsi="Times New Roman" w:cs="Times New Roman"/>
-          <w:sz w:val="28"/>
-          <w:szCs w:val="28"/>
-        </w:rPr>
-        <w:t>NumPy</w:t>
-      </w:r>
-      <w:proofErr w:type="spellEnd"/>
-      <w:r>
-        <w:rPr>
-          <w:rFonts w:ascii="Times New Roman" w:hAnsi="Times New Roman" w:cs="Times New Roman"/>
-          <w:sz w:val="28"/>
-          <w:szCs w:val="28"/>
-        </w:rPr>
-        <w:t>.</w:t>
+        <w:t>Можно использовать числа целые и дробные, строки, логические значения True и False, даты и время, а также массивы NumPy.</w:t>
       </w:r>
     </w:p>
     <w:p>
@@ -7188,6 +6253,7 @@
           <w:sz w:val="28"/>
           <w:szCs w:val="28"/>
         </w:rPr>
+        <w:lastRenderedPageBreak/>
         <w:t>3. Как задать индексы при создании Series?</w:t>
       </w:r>
       <w:r>
@@ -7204,71 +6270,7 @@
           <w:sz w:val="28"/>
           <w:szCs w:val="28"/>
         </w:rPr>
-        <w:t xml:space="preserve">При создании Series нужно передать параметр </w:t>
-      </w:r>
-      <w:proofErr w:type="spellStart"/>
-      <w:r>
-        <w:rPr>
-          <w:rFonts w:ascii="Times New Roman" w:hAnsi="Times New Roman" w:cs="Times New Roman"/>
-          <w:sz w:val="28"/>
-          <w:szCs w:val="28"/>
-        </w:rPr>
-        <w:t>index</w:t>
-      </w:r>
-      <w:proofErr w:type="spellEnd"/>
-      <w:r>
-        <w:rPr>
-          <w:rFonts w:ascii="Times New Roman" w:hAnsi="Times New Roman" w:cs="Times New Roman"/>
-          <w:sz w:val="28"/>
-          <w:szCs w:val="28"/>
-        </w:rPr>
-        <w:t xml:space="preserve"> со списком меток. Например: </w:t>
-      </w:r>
-      <w:proofErr w:type="spellStart"/>
-      <w:r>
-        <w:rPr>
-          <w:rFonts w:ascii="Times New Roman" w:hAnsi="Times New Roman" w:cs="Times New Roman"/>
-          <w:sz w:val="28"/>
-          <w:szCs w:val="28"/>
-        </w:rPr>
-        <w:t>pd.Series</w:t>
-      </w:r>
-      <w:proofErr w:type="spellEnd"/>
-      <w:r>
-        <w:rPr>
-          <w:rFonts w:ascii="Times New Roman" w:hAnsi="Times New Roman" w:cs="Times New Roman"/>
-          <w:sz w:val="28"/>
-          <w:szCs w:val="28"/>
-        </w:rPr>
-        <w:t xml:space="preserve">([10, 20, 30], </w:t>
-      </w:r>
-      <w:proofErr w:type="spellStart"/>
-      <w:r>
-        <w:rPr>
-          <w:rFonts w:ascii="Times New Roman" w:hAnsi="Times New Roman" w:cs="Times New Roman"/>
-          <w:sz w:val="28"/>
-          <w:szCs w:val="28"/>
-        </w:rPr>
-        <w:t>index</w:t>
-      </w:r>
-      <w:proofErr w:type="spellEnd"/>
-      <w:proofErr w:type="gramStart"/>
-      <w:r>
-        <w:rPr>
-          <w:rFonts w:ascii="Times New Roman" w:hAnsi="Times New Roman" w:cs="Times New Roman"/>
-          <w:sz w:val="28"/>
-          <w:szCs w:val="28"/>
-        </w:rPr>
-        <w:t>=[</w:t>
-      </w:r>
-      <w:proofErr w:type="gramEnd"/>
-      <w:r>
-        <w:rPr>
-          <w:rFonts w:ascii="Times New Roman" w:hAnsi="Times New Roman" w:cs="Times New Roman"/>
-          <w:sz w:val="28"/>
-          <w:szCs w:val="28"/>
-        </w:rPr>
-        <w:t>'a', 'b', 'c']).</w:t>
+        <w:t>При создании Series нужно передать параметр index со списком меток. Например: pd.Series([10, 20, 30], index=['a', 'b', 'c']).</w:t>
       </w:r>
     </w:p>
     <w:p>
@@ -7324,54 +6326,7 @@
           <w:sz w:val="28"/>
           <w:szCs w:val="28"/>
         </w:rPr>
-        <w:lastRenderedPageBreak/>
-        <w:t xml:space="preserve">5. В чём разница </w:t>
-      </w:r>
-      <w:proofErr w:type="gramStart"/>
-      <w:r>
-        <w:rPr>
-          <w:rFonts w:ascii="Times New Roman" w:hAnsi="Times New Roman" w:cs="Times New Roman"/>
-          <w:sz w:val="28"/>
-          <w:szCs w:val="28"/>
-        </w:rPr>
-        <w:t>между .</w:t>
-      </w:r>
-      <w:proofErr w:type="spellStart"/>
-      <w:r>
-        <w:rPr>
-          <w:rFonts w:ascii="Times New Roman" w:hAnsi="Times New Roman" w:cs="Times New Roman"/>
-          <w:sz w:val="28"/>
-          <w:szCs w:val="28"/>
-        </w:rPr>
-        <w:t>iloc</w:t>
-      </w:r>
-      <w:proofErr w:type="spellEnd"/>
-      <w:proofErr w:type="gramEnd"/>
-      <w:r>
-        <w:rPr>
-          <w:rFonts w:ascii="Times New Roman" w:hAnsi="Times New Roman" w:cs="Times New Roman"/>
-          <w:sz w:val="28"/>
-          <w:szCs w:val="28"/>
-        </w:rPr>
-        <w:t>[] и .</w:t>
-      </w:r>
-      <w:proofErr w:type="spellStart"/>
-      <w:r>
-        <w:rPr>
-          <w:rFonts w:ascii="Times New Roman" w:hAnsi="Times New Roman" w:cs="Times New Roman"/>
-          <w:sz w:val="28"/>
-          <w:szCs w:val="28"/>
-        </w:rPr>
-        <w:t>loc</w:t>
-      </w:r>
-      <w:proofErr w:type="spellEnd"/>
-      <w:r>
-        <w:rPr>
-          <w:rFonts w:ascii="Times New Roman" w:hAnsi="Times New Roman" w:cs="Times New Roman"/>
-          <w:sz w:val="28"/>
-          <w:szCs w:val="28"/>
-        </w:rPr>
-        <w:t>[] при индексации Series?</w:t>
+        <w:t>5. В чём разница между .iloc[] и .loc[] при индексации Series?</w:t>
       </w:r>
       <w:r>
         <w:rPr>
@@ -7387,89 +6342,7 @@
           <w:sz w:val="28"/>
           <w:szCs w:val="28"/>
         </w:rPr>
-        <w:t>.</w:t>
-      </w:r>
-      <w:proofErr w:type="spellStart"/>
-      <w:r>
-        <w:rPr>
-          <w:rFonts w:ascii="Times New Roman" w:hAnsi="Times New Roman" w:cs="Times New Roman"/>
-          <w:sz w:val="28"/>
-          <w:szCs w:val="28"/>
-        </w:rPr>
-        <w:t>loc</w:t>
-      </w:r>
-      <w:proofErr w:type="spellEnd"/>
-      <w:r>
-        <w:rPr>
-          <w:rFonts w:ascii="Times New Roman" w:hAnsi="Times New Roman" w:cs="Times New Roman"/>
-          <w:sz w:val="28"/>
-          <w:szCs w:val="28"/>
-        </w:rPr>
-        <w:t>[] работает с метками индексов, а .</w:t>
-      </w:r>
-      <w:proofErr w:type="spellStart"/>
-      <w:r>
-        <w:rPr>
-          <w:rFonts w:ascii="Times New Roman" w:hAnsi="Times New Roman" w:cs="Times New Roman"/>
-          <w:sz w:val="28"/>
-          <w:szCs w:val="28"/>
-        </w:rPr>
-        <w:t>iloc</w:t>
-      </w:r>
-      <w:proofErr w:type="spellEnd"/>
-      <w:r>
-        <w:rPr>
-          <w:rFonts w:ascii="Times New Roman" w:hAnsi="Times New Roman" w:cs="Times New Roman"/>
-          <w:sz w:val="28"/>
-          <w:szCs w:val="28"/>
-        </w:rPr>
-        <w:t xml:space="preserve">[] работает с числовыми позициями. </w:t>
-      </w:r>
-      <w:proofErr w:type="gramStart"/>
-      <w:r>
-        <w:rPr>
-          <w:rFonts w:ascii="Times New Roman" w:hAnsi="Times New Roman" w:cs="Times New Roman"/>
-          <w:sz w:val="28"/>
-          <w:szCs w:val="28"/>
-        </w:rPr>
-        <w:t>.</w:t>
-      </w:r>
-      <w:proofErr w:type="spellStart"/>
-      <w:r>
-        <w:rPr>
-          <w:rFonts w:ascii="Times New Roman" w:hAnsi="Times New Roman" w:cs="Times New Roman"/>
-          <w:sz w:val="28"/>
-          <w:szCs w:val="28"/>
-        </w:rPr>
-        <w:t>loc</w:t>
-      </w:r>
-      <w:proofErr w:type="spellEnd"/>
-      <w:proofErr w:type="gramEnd"/>
-      <w:r>
-        <w:rPr>
-          <w:rFonts w:ascii="Times New Roman" w:hAnsi="Times New Roman" w:cs="Times New Roman"/>
-          <w:sz w:val="28"/>
-          <w:szCs w:val="28"/>
-        </w:rPr>
-        <w:t>['a'] вернёт элемент с меткой 'a', а .</w:t>
-      </w:r>
-      <w:proofErr w:type="spellStart"/>
-      <w:r>
-        <w:rPr>
-          <w:rFonts w:ascii="Times New Roman" w:hAnsi="Times New Roman" w:cs="Times New Roman"/>
-          <w:sz w:val="28"/>
-          <w:szCs w:val="28"/>
-        </w:rPr>
-        <w:t>iloc</w:t>
-      </w:r>
-      <w:proofErr w:type="spellEnd"/>
-      <w:r>
-        <w:rPr>
-          <w:rFonts w:ascii="Times New Roman" w:hAnsi="Times New Roman" w:cs="Times New Roman"/>
-          <w:sz w:val="28"/>
-          <w:szCs w:val="28"/>
-        </w:rPr>
-        <w:t>[0] вернёт первый элемент независимо от его метки.</w:t>
+        <w:t>.loc[] работает с метками индексов, а .iloc[] работает с числовыми позициями. .loc['a'] вернёт элемент с меткой 'a', а .iloc[0] вернёт первый элемент независимо от его метки.</w:t>
       </w:r>
     </w:p>
     <w:p>
@@ -7505,25 +6378,7 @@
           <w:sz w:val="28"/>
           <w:szCs w:val="28"/>
         </w:rPr>
-        <w:t xml:space="preserve">Нужно внутри квадратных скобок написать условие. Например: </w:t>
-      </w:r>
-      <w:proofErr w:type="gramStart"/>
-      <w:r>
-        <w:rPr>
-          <w:rFonts w:ascii="Times New Roman" w:hAnsi="Times New Roman" w:cs="Times New Roman"/>
-          <w:sz w:val="28"/>
-          <w:szCs w:val="28"/>
-        </w:rPr>
-        <w:t>s[</w:t>
-      </w:r>
-      <w:proofErr w:type="gramEnd"/>
-      <w:r>
-        <w:rPr>
-          <w:rFonts w:ascii="Times New Roman" w:hAnsi="Times New Roman" w:cs="Times New Roman"/>
-          <w:sz w:val="28"/>
-          <w:szCs w:val="28"/>
-        </w:rPr>
-        <w:t>s &gt; 10] вернёт только те элементы, которые больше 10.</w:t>
+        <w:t>Нужно внутри квадратных скобок написать условие. Например: s[s &gt; 10] вернёт только те элементы, которые больше 10.</w:t>
       </w:r>
     </w:p>
     <w:p>
@@ -7553,59 +6408,13 @@
         </w:rPr>
         <w:t xml:space="preserve"> </w:t>
       </w:r>
-      <w:proofErr w:type="gramStart"/>
-      <w:r>
-        <w:rPr>
-          <w:rFonts w:ascii="Times New Roman" w:hAnsi="Times New Roman" w:cs="Times New Roman"/>
-          <w:sz w:val="28"/>
-          <w:szCs w:val="28"/>
-        </w:rPr>
-        <w:t>Метод</w:t>
-      </w:r>
-      <w:proofErr w:type="gramEnd"/>
-      <w:r>
-        <w:rPr>
-          <w:rFonts w:ascii="Times New Roman" w:hAnsi="Times New Roman" w:cs="Times New Roman"/>
-          <w:sz w:val="28"/>
-          <w:szCs w:val="28"/>
-        </w:rPr>
-        <w:t xml:space="preserve"> .</w:t>
-      </w:r>
-      <w:proofErr w:type="spellStart"/>
-      <w:r>
-        <w:rPr>
-          <w:rFonts w:ascii="Times New Roman" w:hAnsi="Times New Roman" w:cs="Times New Roman"/>
-          <w:sz w:val="28"/>
-          <w:szCs w:val="28"/>
-        </w:rPr>
-        <w:t>head</w:t>
-      </w:r>
-      <w:proofErr w:type="spellEnd"/>
-      <w:r>
-        <w:rPr>
-          <w:rFonts w:ascii="Times New Roman" w:hAnsi="Times New Roman" w:cs="Times New Roman"/>
-          <w:sz w:val="28"/>
-          <w:szCs w:val="28"/>
-        </w:rPr>
-        <w:t>() показывает первые несколько элементов, а .</w:t>
-      </w:r>
-      <w:proofErr w:type="spellStart"/>
-      <w:r>
-        <w:rPr>
-          <w:rFonts w:ascii="Times New Roman" w:hAnsi="Times New Roman" w:cs="Times New Roman"/>
-          <w:sz w:val="28"/>
-          <w:szCs w:val="28"/>
-        </w:rPr>
-        <w:t>tail</w:t>
-      </w:r>
-      <w:proofErr w:type="spellEnd"/>
-      <w:r>
-        <w:rPr>
-          <w:rFonts w:ascii="Times New Roman" w:hAnsi="Times New Roman" w:cs="Times New Roman"/>
-          <w:sz w:val="28"/>
-          <w:szCs w:val="28"/>
-        </w:rPr>
-        <w:t>() показывает последние несколько элементов. По умолчанию они показывают 5 элементов, но можно указать любое число.</w:t>
+      <w:r>
+        <w:rPr>
+          <w:rFonts w:ascii="Times New Roman" w:hAnsi="Times New Roman" w:cs="Times New Roman"/>
+          <w:sz w:val="28"/>
+          <w:szCs w:val="28"/>
+        </w:rPr>
+        <w:t>Метод .head() показывает первые несколько элементов, а .tail() показывает последние несколько элементов. По умолчанию они показывают 5 элементов, но можно указать любое число.</w:t>
       </w:r>
     </w:p>
     <w:p>
@@ -7641,55 +6450,7 @@
           <w:sz w:val="28"/>
           <w:szCs w:val="28"/>
         </w:rPr>
-        <w:t xml:space="preserve">Нужно использовать </w:t>
-      </w:r>
-      <w:proofErr w:type="gramStart"/>
-      <w:r>
-        <w:rPr>
-          <w:rFonts w:ascii="Times New Roman" w:hAnsi="Times New Roman" w:cs="Times New Roman"/>
-          <w:sz w:val="28"/>
-          <w:szCs w:val="28"/>
-        </w:rPr>
-        <w:t>свойство .</w:t>
-      </w:r>
-      <w:proofErr w:type="spellStart"/>
-      <w:r>
-        <w:rPr>
-          <w:rFonts w:ascii="Times New Roman" w:hAnsi="Times New Roman" w:cs="Times New Roman"/>
-          <w:sz w:val="28"/>
-          <w:szCs w:val="28"/>
-        </w:rPr>
-        <w:t>dtype</w:t>
-      </w:r>
-      <w:proofErr w:type="spellEnd"/>
-      <w:proofErr w:type="gramEnd"/>
-      <w:r>
-        <w:rPr>
-          <w:rFonts w:ascii="Times New Roman" w:hAnsi="Times New Roman" w:cs="Times New Roman"/>
-          <w:sz w:val="28"/>
-          <w:szCs w:val="28"/>
-        </w:rPr>
-        <w:t xml:space="preserve">. Например: </w:t>
-      </w:r>
-      <w:proofErr w:type="spellStart"/>
-      <w:proofErr w:type="gramStart"/>
-      <w:r>
-        <w:rPr>
-          <w:rFonts w:ascii="Times New Roman" w:hAnsi="Times New Roman" w:cs="Times New Roman"/>
-          <w:sz w:val="28"/>
-          <w:szCs w:val="28"/>
-        </w:rPr>
-        <w:t>s.dtype</w:t>
-      </w:r>
-      <w:proofErr w:type="spellEnd"/>
-      <w:proofErr w:type="gramEnd"/>
-      <w:r>
-        <w:rPr>
-          <w:rFonts w:ascii="Times New Roman" w:hAnsi="Times New Roman" w:cs="Times New Roman"/>
-          <w:sz w:val="28"/>
-          <w:szCs w:val="28"/>
-        </w:rPr>
-        <w:t xml:space="preserve"> покажет тип данных всех элементов Series.</w:t>
+        <w:t>Нужно использовать свойство .dtype. Например: s.dtype покажет тип данных всех элементов Series.</w:t>
       </w:r>
     </w:p>
     <w:p>
@@ -7725,73 +6486,7 @@
           <w:sz w:val="28"/>
           <w:szCs w:val="28"/>
         </w:rPr>
-        <w:t xml:space="preserve">Нужно использовать </w:t>
-      </w:r>
-      <w:proofErr w:type="gramStart"/>
-      <w:r>
-        <w:rPr>
-          <w:rFonts w:ascii="Times New Roman" w:hAnsi="Times New Roman" w:cs="Times New Roman"/>
-          <w:sz w:val="28"/>
-          <w:szCs w:val="28"/>
-        </w:rPr>
-        <w:t>метод .</w:t>
-      </w:r>
-      <w:proofErr w:type="spellStart"/>
-      <w:r>
-        <w:rPr>
-          <w:rFonts w:ascii="Times New Roman" w:hAnsi="Times New Roman" w:cs="Times New Roman"/>
-          <w:sz w:val="28"/>
-          <w:szCs w:val="28"/>
-        </w:rPr>
-        <w:t>astype</w:t>
-      </w:r>
-      <w:proofErr w:type="spellEnd"/>
-      <w:proofErr w:type="gramEnd"/>
-      <w:r>
-        <w:rPr>
-          <w:rFonts w:ascii="Times New Roman" w:hAnsi="Times New Roman" w:cs="Times New Roman"/>
-          <w:sz w:val="28"/>
-          <w:szCs w:val="28"/>
-        </w:rPr>
-        <w:t xml:space="preserve">(). Например: </w:t>
-      </w:r>
-      <w:proofErr w:type="spellStart"/>
-      <w:proofErr w:type="gramStart"/>
-      <w:r>
-        <w:rPr>
-          <w:rFonts w:ascii="Times New Roman" w:hAnsi="Times New Roman" w:cs="Times New Roman"/>
-          <w:sz w:val="28"/>
-          <w:szCs w:val="28"/>
-        </w:rPr>
-        <w:t>s.astype</w:t>
-      </w:r>
-      <w:proofErr w:type="spellEnd"/>
-      <w:proofErr w:type="gramEnd"/>
-      <w:r>
-        <w:rPr>
-          <w:rFonts w:ascii="Times New Roman" w:hAnsi="Times New Roman" w:cs="Times New Roman"/>
-          <w:sz w:val="28"/>
-          <w:szCs w:val="28"/>
-        </w:rPr>
-        <w:t>('</w:t>
-      </w:r>
-      <w:proofErr w:type="spellStart"/>
-      <w:r>
-        <w:rPr>
-          <w:rFonts w:ascii="Times New Roman" w:hAnsi="Times New Roman" w:cs="Times New Roman"/>
-          <w:sz w:val="28"/>
-          <w:szCs w:val="28"/>
-        </w:rPr>
-        <w:t>float</w:t>
-      </w:r>
-      <w:proofErr w:type="spellEnd"/>
-      <w:r>
-        <w:rPr>
-          <w:rFonts w:ascii="Times New Roman" w:hAnsi="Times New Roman" w:cs="Times New Roman"/>
-          <w:sz w:val="28"/>
-          <w:szCs w:val="28"/>
-        </w:rPr>
-        <w:t>') превратит целые числа в дробные.</w:t>
+        <w:t>Нужно использовать метод .astype(). Например: s.astype('float') превратит целые числа в дробные.</w:t>
       </w:r>
     </w:p>
     <w:p>
@@ -7827,81 +6522,7 @@
           <w:sz w:val="28"/>
           <w:szCs w:val="28"/>
         </w:rPr>
-        <w:t xml:space="preserve">Можно использовать </w:t>
-      </w:r>
-      <w:proofErr w:type="gramStart"/>
-      <w:r>
-        <w:rPr>
-          <w:rFonts w:ascii="Times New Roman" w:hAnsi="Times New Roman" w:cs="Times New Roman"/>
-          <w:sz w:val="28"/>
-          <w:szCs w:val="28"/>
-        </w:rPr>
-        <w:t>метод .</w:t>
-      </w:r>
-      <w:proofErr w:type="spellStart"/>
-      <w:r>
-        <w:rPr>
-          <w:rFonts w:ascii="Times New Roman" w:hAnsi="Times New Roman" w:cs="Times New Roman"/>
-          <w:sz w:val="28"/>
-          <w:szCs w:val="28"/>
-        </w:rPr>
-        <w:t>isna</w:t>
-      </w:r>
-      <w:proofErr w:type="spellEnd"/>
-      <w:proofErr w:type="gramEnd"/>
-      <w:r>
-        <w:rPr>
-          <w:rFonts w:ascii="Times New Roman" w:hAnsi="Times New Roman" w:cs="Times New Roman"/>
-          <w:sz w:val="28"/>
-          <w:szCs w:val="28"/>
-        </w:rPr>
-        <w:t>() или .</w:t>
-      </w:r>
-      <w:proofErr w:type="spellStart"/>
-      <w:r>
-        <w:rPr>
-          <w:rFonts w:ascii="Times New Roman" w:hAnsi="Times New Roman" w:cs="Times New Roman"/>
-          <w:sz w:val="28"/>
-          <w:szCs w:val="28"/>
-        </w:rPr>
-        <w:t>isnull</w:t>
-      </w:r>
-      <w:proofErr w:type="spellEnd"/>
-      <w:r>
-        <w:rPr>
-          <w:rFonts w:ascii="Times New Roman" w:hAnsi="Times New Roman" w:cs="Times New Roman"/>
-          <w:sz w:val="28"/>
-          <w:szCs w:val="28"/>
-        </w:rPr>
-        <w:t xml:space="preserve">(). Они возвращают True там, где есть пропуски. А </w:t>
-      </w:r>
-      <w:proofErr w:type="gramStart"/>
-      <w:r>
-        <w:rPr>
-          <w:rFonts w:ascii="Times New Roman" w:hAnsi="Times New Roman" w:cs="Times New Roman"/>
-          <w:sz w:val="28"/>
-          <w:szCs w:val="28"/>
-        </w:rPr>
-        <w:t>метод .</w:t>
-      </w:r>
-      <w:proofErr w:type="spellStart"/>
-      <w:r>
-        <w:rPr>
-          <w:rFonts w:ascii="Times New Roman" w:hAnsi="Times New Roman" w:cs="Times New Roman"/>
-          <w:sz w:val="28"/>
-          <w:szCs w:val="28"/>
-        </w:rPr>
-        <w:t>hasnans</w:t>
-      </w:r>
-      <w:proofErr w:type="spellEnd"/>
-      <w:proofErr w:type="gramEnd"/>
-      <w:r>
-        <w:rPr>
-          <w:rFonts w:ascii="Times New Roman" w:hAnsi="Times New Roman" w:cs="Times New Roman"/>
-          <w:sz w:val="28"/>
-          <w:szCs w:val="28"/>
-        </w:rPr>
-        <w:t xml:space="preserve"> показывает, есть ли хотя бы один пропуск.</w:t>
+        <w:t>Можно использовать метод .isna() или .isnull(). Они возвращают True там, где есть пропуски. А метод .hasnans показывает, есть ли хотя бы один пропуск.</w:t>
       </w:r>
     </w:p>
     <w:p>
@@ -7921,6 +6542,7 @@
           <w:sz w:val="28"/>
           <w:szCs w:val="28"/>
         </w:rPr>
+        <w:lastRenderedPageBreak/>
         <w:t>11. Какие методы используются для заполнения пропущенных значений в Series?</w:t>
       </w:r>
       <w:r>
@@ -7937,55 +6559,7 @@
           <w:sz w:val="28"/>
           <w:szCs w:val="28"/>
         </w:rPr>
-        <w:t xml:space="preserve">Основной метод </w:t>
-      </w:r>
-      <w:proofErr w:type="gramStart"/>
-      <w:r>
-        <w:rPr>
-          <w:rFonts w:ascii="Times New Roman" w:hAnsi="Times New Roman" w:cs="Times New Roman"/>
-          <w:sz w:val="28"/>
-          <w:szCs w:val="28"/>
-        </w:rPr>
-        <w:t>- .</w:t>
-      </w:r>
-      <w:proofErr w:type="spellStart"/>
-      <w:r>
-        <w:rPr>
-          <w:rFonts w:ascii="Times New Roman" w:hAnsi="Times New Roman" w:cs="Times New Roman"/>
-          <w:sz w:val="28"/>
-          <w:szCs w:val="28"/>
-        </w:rPr>
-        <w:t>fillna</w:t>
-      </w:r>
-      <w:proofErr w:type="spellEnd"/>
-      <w:proofErr w:type="gramEnd"/>
-      <w:r>
-        <w:rPr>
-          <w:rFonts w:ascii="Times New Roman" w:hAnsi="Times New Roman" w:cs="Times New Roman"/>
-          <w:sz w:val="28"/>
-          <w:szCs w:val="28"/>
-        </w:rPr>
-        <w:t xml:space="preserve">(). Он заменяет пропуски на указанное значение. Например, </w:t>
-      </w:r>
-      <w:proofErr w:type="spellStart"/>
-      <w:proofErr w:type="gramStart"/>
-      <w:r>
-        <w:rPr>
-          <w:rFonts w:ascii="Times New Roman" w:hAnsi="Times New Roman" w:cs="Times New Roman"/>
-          <w:sz w:val="28"/>
-          <w:szCs w:val="28"/>
-        </w:rPr>
-        <w:t>s.fillna</w:t>
-      </w:r>
-      <w:proofErr w:type="spellEnd"/>
-      <w:proofErr w:type="gramEnd"/>
-      <w:r>
-        <w:rPr>
-          <w:rFonts w:ascii="Times New Roman" w:hAnsi="Times New Roman" w:cs="Times New Roman"/>
-          <w:sz w:val="28"/>
-          <w:szCs w:val="28"/>
-        </w:rPr>
-        <w:t>(0) заменит все пропуски на ноль.</w:t>
+        <w:t>Основной метод - .fillna(). Он заменяет пропуски на указанное значение. Например, s.fillna(0) заменит все пропуски на ноль.</w:t>
       </w:r>
     </w:p>
     <w:p>
@@ -8005,53 +6579,7 @@
           <w:sz w:val="28"/>
           <w:szCs w:val="28"/>
         </w:rPr>
-        <w:t xml:space="preserve">12. Чем отличается </w:t>
-      </w:r>
-      <w:proofErr w:type="gramStart"/>
-      <w:r>
-        <w:rPr>
-          <w:rFonts w:ascii="Times New Roman" w:hAnsi="Times New Roman" w:cs="Times New Roman"/>
-          <w:sz w:val="28"/>
-          <w:szCs w:val="28"/>
-        </w:rPr>
-        <w:t>метод .</w:t>
-      </w:r>
-      <w:proofErr w:type="spellStart"/>
-      <w:r>
-        <w:rPr>
-          <w:rFonts w:ascii="Times New Roman" w:hAnsi="Times New Roman" w:cs="Times New Roman"/>
-          <w:sz w:val="28"/>
-          <w:szCs w:val="28"/>
-        </w:rPr>
-        <w:t>fillna</w:t>
-      </w:r>
-      <w:proofErr w:type="spellEnd"/>
-      <w:proofErr w:type="gramEnd"/>
-      <w:r>
-        <w:rPr>
-          <w:rFonts w:ascii="Times New Roman" w:hAnsi="Times New Roman" w:cs="Times New Roman"/>
-          <w:sz w:val="28"/>
-          <w:szCs w:val="28"/>
-        </w:rPr>
-        <w:t>() от .</w:t>
-      </w:r>
-      <w:proofErr w:type="spellStart"/>
-      <w:r>
-        <w:rPr>
-          <w:rFonts w:ascii="Times New Roman" w:hAnsi="Times New Roman" w:cs="Times New Roman"/>
-          <w:sz w:val="28"/>
-          <w:szCs w:val="28"/>
-        </w:rPr>
-        <w:t>dropna</w:t>
-      </w:r>
-      <w:proofErr w:type="spellEnd"/>
-      <w:r>
-        <w:rPr>
-          <w:rFonts w:ascii="Times New Roman" w:hAnsi="Times New Roman" w:cs="Times New Roman"/>
-          <w:sz w:val="28"/>
-          <w:szCs w:val="28"/>
-        </w:rPr>
-        <w:t>()?</w:t>
+        <w:t>12. Чем отличается метод .fillna() от .dropna()?</w:t>
       </w:r>
       <w:r>
         <w:rPr>
@@ -8067,62 +6595,7 @@
           <w:sz w:val="28"/>
           <w:szCs w:val="28"/>
         </w:rPr>
-        <w:t>.</w:t>
-      </w:r>
-      <w:proofErr w:type="spellStart"/>
-      <w:r>
-        <w:rPr>
-          <w:rFonts w:ascii="Times New Roman" w:hAnsi="Times New Roman" w:cs="Times New Roman"/>
-          <w:sz w:val="28"/>
-          <w:szCs w:val="28"/>
-        </w:rPr>
-        <w:t>fillna</w:t>
-      </w:r>
-      <w:proofErr w:type="spellEnd"/>
-      <w:r>
-        <w:rPr>
-          <w:rFonts w:ascii="Times New Roman" w:hAnsi="Times New Roman" w:cs="Times New Roman"/>
-          <w:sz w:val="28"/>
-          <w:szCs w:val="28"/>
-        </w:rPr>
-        <w:t xml:space="preserve">() заменяет пропущенные значения на какое-то другое значение, сохраняя все </w:t>
-      </w:r>
-      <w:r>
-        <w:rPr>
-          <w:rFonts w:ascii="Times New Roman" w:hAnsi="Times New Roman" w:cs="Times New Roman"/>
-          <w:sz w:val="28"/>
-          <w:szCs w:val="28"/>
-        </w:rPr>
-        <w:lastRenderedPageBreak/>
-        <w:t xml:space="preserve">элементы. </w:t>
-      </w:r>
-      <w:proofErr w:type="gramStart"/>
-      <w:r>
-        <w:rPr>
-          <w:rFonts w:ascii="Times New Roman" w:hAnsi="Times New Roman" w:cs="Times New Roman"/>
-          <w:sz w:val="28"/>
-          <w:szCs w:val="28"/>
-        </w:rPr>
-        <w:t>.</w:t>
-      </w:r>
-      <w:proofErr w:type="spellStart"/>
-      <w:r>
-        <w:rPr>
-          <w:rFonts w:ascii="Times New Roman" w:hAnsi="Times New Roman" w:cs="Times New Roman"/>
-          <w:sz w:val="28"/>
-          <w:szCs w:val="28"/>
-        </w:rPr>
-        <w:t>dropna</w:t>
-      </w:r>
-      <w:proofErr w:type="spellEnd"/>
-      <w:proofErr w:type="gramEnd"/>
-      <w:r>
-        <w:rPr>
-          <w:rFonts w:ascii="Times New Roman" w:hAnsi="Times New Roman" w:cs="Times New Roman"/>
-          <w:sz w:val="28"/>
-          <w:szCs w:val="28"/>
-        </w:rPr>
-        <w:t>() полностью удаляет строки с пропущенными значениями.</w:t>
+        <w:t>.fillna() заменяет пропущенные значения на какое-то другое значение, сохраняя все элементы. .dropna() полностью удаляет строки с пропущенными значениями.</w:t>
       </w:r>
     </w:p>
     <w:p>
@@ -8178,25 +6651,7 @@
           <w:sz w:val="28"/>
           <w:szCs w:val="28"/>
         </w:rPr>
-        <w:t xml:space="preserve">14. В чём преимущество </w:t>
-      </w:r>
-      <w:proofErr w:type="spellStart"/>
-      <w:r>
-        <w:rPr>
-          <w:rFonts w:ascii="Times New Roman" w:hAnsi="Times New Roman" w:cs="Times New Roman"/>
-          <w:sz w:val="28"/>
-          <w:szCs w:val="28"/>
-        </w:rPr>
-        <w:t>векторизированных</w:t>
-      </w:r>
-      <w:proofErr w:type="spellEnd"/>
-      <w:r>
-        <w:rPr>
-          <w:rFonts w:ascii="Times New Roman" w:hAnsi="Times New Roman" w:cs="Times New Roman"/>
-          <w:sz w:val="28"/>
-          <w:szCs w:val="28"/>
-        </w:rPr>
-        <w:t xml:space="preserve"> операций по сравнению с циклами Python?</w:t>
+        <w:t>14. В чём преимущество векторизированных операций по сравнению с циклами Python?</w:t>
       </w:r>
       <w:r>
         <w:rPr>
@@ -8206,23 +6661,13 @@
         </w:rPr>
         <w:t xml:space="preserve"> </w:t>
       </w:r>
-      <w:proofErr w:type="spellStart"/>
-      <w:r>
-        <w:rPr>
-          <w:rFonts w:ascii="Times New Roman" w:hAnsi="Times New Roman" w:cs="Times New Roman"/>
-          <w:sz w:val="28"/>
-          <w:szCs w:val="28"/>
-        </w:rPr>
-        <w:t>Векторизированные</w:t>
-      </w:r>
-      <w:proofErr w:type="spellEnd"/>
-      <w:r>
-        <w:rPr>
-          <w:rFonts w:ascii="Times New Roman" w:hAnsi="Times New Roman" w:cs="Times New Roman"/>
-          <w:sz w:val="28"/>
-          <w:szCs w:val="28"/>
-        </w:rPr>
-        <w:t xml:space="preserve"> операции работают сразу со всеми элементами одновременно, что делает код короче и значительно быстрее, особенно на больших данных. Циклы обрабатывают элементы по одному и работают медленнее.</w:t>
+      <w:r>
+        <w:rPr>
+          <w:rFonts w:ascii="Times New Roman" w:hAnsi="Times New Roman" w:cs="Times New Roman"/>
+          <w:sz w:val="28"/>
+          <w:szCs w:val="28"/>
+        </w:rPr>
+        <w:t>Векторизированные операции работают сразу со всеми элементами одновременно, что делает код короче и значительно быстрее, особенно на больших данных. Циклы обрабатывают элементы по одному и работают медленнее.</w:t>
       </w:r>
     </w:p>
     <w:p>
@@ -8258,73 +6703,7 @@
           <w:sz w:val="28"/>
           <w:szCs w:val="28"/>
         </w:rPr>
-        <w:t xml:space="preserve">Нужно использовать </w:t>
-      </w:r>
-      <w:proofErr w:type="gramStart"/>
-      <w:r>
-        <w:rPr>
-          <w:rFonts w:ascii="Times New Roman" w:hAnsi="Times New Roman" w:cs="Times New Roman"/>
-          <w:sz w:val="28"/>
-          <w:szCs w:val="28"/>
-        </w:rPr>
-        <w:t>метод .</w:t>
-      </w:r>
-      <w:proofErr w:type="spellStart"/>
-      <w:r>
-        <w:rPr>
-          <w:rFonts w:ascii="Times New Roman" w:hAnsi="Times New Roman" w:cs="Times New Roman"/>
-          <w:sz w:val="28"/>
-          <w:szCs w:val="28"/>
-        </w:rPr>
-        <w:t>apply</w:t>
-      </w:r>
-      <w:proofErr w:type="spellEnd"/>
-      <w:proofErr w:type="gramEnd"/>
-      <w:r>
-        <w:rPr>
-          <w:rFonts w:ascii="Times New Roman" w:hAnsi="Times New Roman" w:cs="Times New Roman"/>
-          <w:sz w:val="28"/>
-          <w:szCs w:val="28"/>
-        </w:rPr>
-        <w:t xml:space="preserve">(). Например, </w:t>
-      </w:r>
-      <w:proofErr w:type="spellStart"/>
-      <w:proofErr w:type="gramStart"/>
-      <w:r>
-        <w:rPr>
-          <w:rFonts w:ascii="Times New Roman" w:hAnsi="Times New Roman" w:cs="Times New Roman"/>
-          <w:sz w:val="28"/>
-          <w:szCs w:val="28"/>
-        </w:rPr>
-        <w:t>s.apply</w:t>
-      </w:r>
-      <w:proofErr w:type="spellEnd"/>
-      <w:proofErr w:type="gramEnd"/>
-      <w:r>
-        <w:rPr>
-          <w:rFonts w:ascii="Times New Roman" w:hAnsi="Times New Roman" w:cs="Times New Roman"/>
-          <w:sz w:val="28"/>
-          <w:szCs w:val="28"/>
-        </w:rPr>
-        <w:t>(</w:t>
-      </w:r>
-      <w:proofErr w:type="spellStart"/>
-      <w:r>
-        <w:rPr>
-          <w:rFonts w:ascii="Times New Roman" w:hAnsi="Times New Roman" w:cs="Times New Roman"/>
-          <w:sz w:val="28"/>
-          <w:szCs w:val="28"/>
-        </w:rPr>
-        <w:t>lambda</w:t>
-      </w:r>
-      <w:proofErr w:type="spellEnd"/>
-      <w:r>
-        <w:rPr>
-          <w:rFonts w:ascii="Times New Roman" w:hAnsi="Times New Roman" w:cs="Times New Roman"/>
-          <w:sz w:val="28"/>
-          <w:szCs w:val="28"/>
-        </w:rPr>
-        <w:t xml:space="preserve"> x: x * 2) умножит каждый элемент на 2.</w:t>
+        <w:t>Нужно использовать метод .apply(). Например, s.apply(lambda x: x * 2) умножит каждый элемент на 2.</w:t>
       </w:r>
     </w:p>
     <w:p>
@@ -8360,125 +6739,7 @@
           <w:sz w:val="28"/>
           <w:szCs w:val="28"/>
         </w:rPr>
-        <w:t>Доступны функции</w:t>
-      </w:r>
-      <w:proofErr w:type="gramStart"/>
-      <w:r>
-        <w:rPr>
-          <w:rFonts w:ascii="Times New Roman" w:hAnsi="Times New Roman" w:cs="Times New Roman"/>
-          <w:sz w:val="28"/>
-          <w:szCs w:val="28"/>
-        </w:rPr>
-        <w:t>: .</w:t>
-      </w:r>
-      <w:proofErr w:type="spellStart"/>
-      <w:r>
-        <w:rPr>
-          <w:rFonts w:ascii="Times New Roman" w:hAnsi="Times New Roman" w:cs="Times New Roman"/>
-          <w:sz w:val="28"/>
-          <w:szCs w:val="28"/>
-        </w:rPr>
-        <w:t>sum</w:t>
-      </w:r>
-      <w:proofErr w:type="spellEnd"/>
-      <w:proofErr w:type="gramEnd"/>
-      <w:r>
-        <w:rPr>
-          <w:rFonts w:ascii="Times New Roman" w:hAnsi="Times New Roman" w:cs="Times New Roman"/>
-          <w:sz w:val="28"/>
-          <w:szCs w:val="28"/>
-        </w:rPr>
-        <w:t>() для суммы, .</w:t>
-      </w:r>
-      <w:proofErr w:type="spellStart"/>
-      <w:r>
-        <w:rPr>
-          <w:rFonts w:ascii="Times New Roman" w:hAnsi="Times New Roman" w:cs="Times New Roman"/>
-          <w:sz w:val="28"/>
-          <w:szCs w:val="28"/>
-        </w:rPr>
-        <w:t>mean</w:t>
-      </w:r>
-      <w:proofErr w:type="spellEnd"/>
-      <w:r>
-        <w:rPr>
-          <w:rFonts w:ascii="Times New Roman" w:hAnsi="Times New Roman" w:cs="Times New Roman"/>
-          <w:sz w:val="28"/>
-          <w:szCs w:val="28"/>
-        </w:rPr>
-        <w:t>() для среднего, .</w:t>
-      </w:r>
-      <w:proofErr w:type="spellStart"/>
-      <w:r>
-        <w:rPr>
-          <w:rFonts w:ascii="Times New Roman" w:hAnsi="Times New Roman" w:cs="Times New Roman"/>
-          <w:sz w:val="28"/>
-          <w:szCs w:val="28"/>
-        </w:rPr>
-        <w:t>min</w:t>
-      </w:r>
-      <w:proofErr w:type="spellEnd"/>
-      <w:r>
-        <w:rPr>
-          <w:rFonts w:ascii="Times New Roman" w:hAnsi="Times New Roman" w:cs="Times New Roman"/>
-          <w:sz w:val="28"/>
-          <w:szCs w:val="28"/>
-        </w:rPr>
-        <w:t>() для минимума, .</w:t>
-      </w:r>
-      <w:proofErr w:type="spellStart"/>
-      <w:r>
-        <w:rPr>
-          <w:rFonts w:ascii="Times New Roman" w:hAnsi="Times New Roman" w:cs="Times New Roman"/>
-          <w:sz w:val="28"/>
-          <w:szCs w:val="28"/>
-        </w:rPr>
-        <w:t>max</w:t>
-      </w:r>
-      <w:proofErr w:type="spellEnd"/>
-      <w:r>
-        <w:rPr>
-          <w:rFonts w:ascii="Times New Roman" w:hAnsi="Times New Roman" w:cs="Times New Roman"/>
-          <w:sz w:val="28"/>
-          <w:szCs w:val="28"/>
-        </w:rPr>
-        <w:t>() для максимума, .</w:t>
-      </w:r>
-      <w:proofErr w:type="spellStart"/>
-      <w:r>
-        <w:rPr>
-          <w:rFonts w:ascii="Times New Roman" w:hAnsi="Times New Roman" w:cs="Times New Roman"/>
-          <w:sz w:val="28"/>
-          <w:szCs w:val="28"/>
-        </w:rPr>
-        <w:t>count</w:t>
-      </w:r>
-      <w:proofErr w:type="spellEnd"/>
-      <w:r>
-        <w:rPr>
-          <w:rFonts w:ascii="Times New Roman" w:hAnsi="Times New Roman" w:cs="Times New Roman"/>
-          <w:sz w:val="28"/>
-          <w:szCs w:val="28"/>
-        </w:rPr>
-        <w:t>() для количества элементов, .</w:t>
-      </w:r>
-      <w:proofErr w:type="spellStart"/>
-      <w:r>
-        <w:rPr>
-          <w:rFonts w:ascii="Times New Roman" w:hAnsi="Times New Roman" w:cs="Times New Roman"/>
-          <w:sz w:val="28"/>
-          <w:szCs w:val="28"/>
-        </w:rPr>
-        <w:t>std</w:t>
-      </w:r>
-      <w:proofErr w:type="spellEnd"/>
-      <w:r>
-        <w:rPr>
-          <w:rFonts w:ascii="Times New Roman" w:hAnsi="Times New Roman" w:cs="Times New Roman"/>
-          <w:sz w:val="28"/>
-          <w:szCs w:val="28"/>
-        </w:rPr>
-        <w:t>() для стандартного отклонения.</w:t>
+        <w:t>Доступны функции: .sum() для суммы, .mean() для среднего, .min() для минимума, .max() для максимума, .count() для количества элементов, .std() для стандартного отклонения.</w:t>
       </w:r>
     </w:p>
     <w:p>
@@ -8514,89 +6775,7 @@
           <w:sz w:val="28"/>
           <w:szCs w:val="28"/>
         </w:rPr>
-        <w:t xml:space="preserve">Используйте методы: </w:t>
-      </w:r>
-      <w:proofErr w:type="spellStart"/>
-      <w:proofErr w:type="gramStart"/>
-      <w:r>
-        <w:rPr>
-          <w:rFonts w:ascii="Times New Roman" w:hAnsi="Times New Roman" w:cs="Times New Roman"/>
-          <w:sz w:val="28"/>
-          <w:szCs w:val="28"/>
-        </w:rPr>
-        <w:t>s.min</w:t>
-      </w:r>
-      <w:proofErr w:type="spellEnd"/>
-      <w:r>
-        <w:rPr>
-          <w:rFonts w:ascii="Times New Roman" w:hAnsi="Times New Roman" w:cs="Times New Roman"/>
-          <w:sz w:val="28"/>
-          <w:szCs w:val="28"/>
-        </w:rPr>
-        <w:t>(</w:t>
-      </w:r>
-      <w:proofErr w:type="gramEnd"/>
-      <w:r>
-        <w:rPr>
-          <w:rFonts w:ascii="Times New Roman" w:hAnsi="Times New Roman" w:cs="Times New Roman"/>
-          <w:sz w:val="28"/>
-          <w:szCs w:val="28"/>
-        </w:rPr>
-        <w:t xml:space="preserve">), </w:t>
-      </w:r>
-      <w:proofErr w:type="spellStart"/>
-      <w:r>
-        <w:rPr>
-          <w:rFonts w:ascii="Times New Roman" w:hAnsi="Times New Roman" w:cs="Times New Roman"/>
-          <w:sz w:val="28"/>
-          <w:szCs w:val="28"/>
-        </w:rPr>
-        <w:t>s.max</w:t>
-      </w:r>
-      <w:proofErr w:type="spellEnd"/>
-      <w:r>
-        <w:rPr>
-          <w:rFonts w:ascii="Times New Roman" w:hAnsi="Times New Roman" w:cs="Times New Roman"/>
-          <w:sz w:val="28"/>
-          <w:szCs w:val="28"/>
-        </w:rPr>
-        <w:t xml:space="preserve">(), </w:t>
-      </w:r>
-      <w:proofErr w:type="spellStart"/>
-      <w:r>
-        <w:rPr>
-          <w:rFonts w:ascii="Times New Roman" w:hAnsi="Times New Roman" w:cs="Times New Roman"/>
-          <w:sz w:val="28"/>
-          <w:szCs w:val="28"/>
-        </w:rPr>
-        <w:t>s.mean</w:t>
-      </w:r>
-      <w:proofErr w:type="spellEnd"/>
-      <w:r>
-        <w:rPr>
-          <w:rFonts w:ascii="Times New Roman" w:hAnsi="Times New Roman" w:cs="Times New Roman"/>
-          <w:sz w:val="28"/>
-          <w:szCs w:val="28"/>
-        </w:rPr>
-        <w:t xml:space="preserve">(), </w:t>
-      </w:r>
-      <w:proofErr w:type="spellStart"/>
-      <w:r>
-        <w:rPr>
-          <w:rFonts w:ascii="Times New Roman" w:hAnsi="Times New Roman" w:cs="Times New Roman"/>
-          <w:sz w:val="28"/>
-          <w:szCs w:val="28"/>
-        </w:rPr>
-        <w:t>s.std</w:t>
-      </w:r>
-      <w:proofErr w:type="spellEnd"/>
-      <w:r>
-        <w:rPr>
-          <w:rFonts w:ascii="Times New Roman" w:hAnsi="Times New Roman" w:cs="Times New Roman"/>
-          <w:sz w:val="28"/>
-          <w:szCs w:val="28"/>
-        </w:rPr>
-        <w:t>().</w:t>
+        <w:t>Используйте методы: s.min(), s.max(), s.mean(), s.std().</w:t>
       </w:r>
     </w:p>
     <w:p>
@@ -8616,6 +6795,7 @@
           <w:sz w:val="28"/>
           <w:szCs w:val="28"/>
         </w:rPr>
+        <w:lastRenderedPageBreak/>
         <w:t>18. Как сортировать Series по значениям и по индексам?</w:t>
       </w:r>
       <w:r>
@@ -8626,51 +6806,13 @@
         </w:rPr>
         <w:t xml:space="preserve"> </w:t>
       </w:r>
-      <w:proofErr w:type="gramStart"/>
-      <w:r>
-        <w:rPr>
-          <w:rFonts w:ascii="Times New Roman" w:hAnsi="Times New Roman" w:cs="Times New Roman"/>
-          <w:sz w:val="28"/>
-          <w:szCs w:val="28"/>
-        </w:rPr>
-        <w:t>.</w:t>
-      </w:r>
-      <w:proofErr w:type="spellStart"/>
-      <w:proofErr w:type="gramEnd"/>
-      <w:r>
-        <w:rPr>
-          <w:rFonts w:ascii="Times New Roman" w:hAnsi="Times New Roman" w:cs="Times New Roman"/>
-          <w:sz w:val="28"/>
-          <w:szCs w:val="28"/>
-        </w:rPr>
-        <w:t>sort_values</w:t>
-      </w:r>
-      <w:proofErr w:type="spellEnd"/>
-      <w:r>
-        <w:rPr>
-          <w:rFonts w:ascii="Times New Roman" w:hAnsi="Times New Roman" w:cs="Times New Roman"/>
-          <w:sz w:val="28"/>
-          <w:szCs w:val="28"/>
-        </w:rPr>
-        <w:t>() сортирует по значениям, а .</w:t>
-      </w:r>
-      <w:proofErr w:type="spellStart"/>
-      <w:r>
-        <w:rPr>
-          <w:rFonts w:ascii="Times New Roman" w:hAnsi="Times New Roman" w:cs="Times New Roman"/>
-          <w:sz w:val="28"/>
-          <w:szCs w:val="28"/>
-        </w:rPr>
-        <w:t>sort_index</w:t>
-      </w:r>
-      <w:proofErr w:type="spellEnd"/>
-      <w:r>
-        <w:rPr>
-          <w:rFonts w:ascii="Times New Roman" w:hAnsi="Times New Roman" w:cs="Times New Roman"/>
-          <w:sz w:val="28"/>
-          <w:szCs w:val="28"/>
-        </w:rPr>
-        <w:t>() сортирует по индексам.</w:t>
+      <w:r>
+        <w:rPr>
+          <w:rFonts w:ascii="Times New Roman" w:hAnsi="Times New Roman" w:cs="Times New Roman"/>
+          <w:sz w:val="28"/>
+          <w:szCs w:val="28"/>
+        </w:rPr>
+        <w:t>.sort_values() сортирует по значениям, а .sort_index() сортирует по индексам.</w:t>
       </w:r>
     </w:p>
     <w:p>
@@ -8706,101 +6848,26 @@
           <w:sz w:val="28"/>
           <w:szCs w:val="28"/>
         </w:rPr>
-        <w:t xml:space="preserve">Нужно использовать </w:t>
-      </w:r>
-      <w:proofErr w:type="gramStart"/>
-      <w:r>
-        <w:rPr>
-          <w:rFonts w:ascii="Times New Roman" w:hAnsi="Times New Roman" w:cs="Times New Roman"/>
-          <w:sz w:val="28"/>
-          <w:szCs w:val="28"/>
-        </w:rPr>
-        <w:t>свойство .</w:t>
-      </w:r>
-      <w:proofErr w:type="spellStart"/>
-      <w:proofErr w:type="gramEnd"/>
-      <w:r>
-        <w:rPr>
-          <w:rFonts w:ascii="Times New Roman" w:hAnsi="Times New Roman" w:cs="Times New Roman"/>
-          <w:sz w:val="28"/>
-          <w:szCs w:val="28"/>
-        </w:rPr>
-        <w:fldChar w:fldCharType="begin"/>
-      </w:r>
-      <w:r>
-        <w:rPr>
-          <w:rFonts w:ascii="Times New Roman" w:hAnsi="Times New Roman" w:cs="Times New Roman"/>
-          <w:sz w:val="28"/>
-          <w:szCs w:val="28"/>
-        </w:rPr>
-        <w:instrText>HYPERLINK "https://index.is/" \t "_blank"</w:instrText>
-      </w:r>
-      <w:r>
-        <w:rPr>
-          <w:rFonts w:ascii="Times New Roman" w:hAnsi="Times New Roman" w:cs="Times New Roman"/>
-          <w:sz w:val="28"/>
-          <w:szCs w:val="28"/>
-        </w:rPr>
-      </w:r>
-      <w:r>
-        <w:rPr>
-          <w:rFonts w:ascii="Times New Roman" w:hAnsi="Times New Roman" w:cs="Times New Roman"/>
-          <w:sz w:val="28"/>
-          <w:szCs w:val="28"/>
-        </w:rPr>
-        <w:fldChar w:fldCharType="separate"/>
-      </w:r>
-      <w:r>
-        <w:rPr>
-          <w:rStyle w:val="a3"/>
-          <w:rFonts w:ascii="Times New Roman" w:hAnsi="Times New Roman" w:cs="Times New Roman"/>
-          <w:sz w:val="28"/>
-          <w:szCs w:val="28"/>
-        </w:rPr>
-        <w:t>index.is</w:t>
-      </w:r>
-      <w:r>
-        <w:rPr>
-          <w:rFonts w:ascii="Times New Roman" w:hAnsi="Times New Roman" w:cs="Times New Roman"/>
-          <w:sz w:val="28"/>
-          <w:szCs w:val="28"/>
-        </w:rPr>
-        <w:fldChar w:fldCharType="end"/>
-      </w:r>
-      <w:r>
-        <w:rPr>
-          <w:rFonts w:ascii="Times New Roman" w:hAnsi="Times New Roman" w:cs="Times New Roman"/>
-          <w:sz w:val="28"/>
-          <w:szCs w:val="28"/>
-        </w:rPr>
-        <w:t>_unique</w:t>
-      </w:r>
-      <w:proofErr w:type="spellEnd"/>
-      <w:r>
-        <w:rPr>
-          <w:rFonts w:ascii="Times New Roman" w:hAnsi="Times New Roman" w:cs="Times New Roman"/>
-          <w:sz w:val="28"/>
-          <w:szCs w:val="28"/>
-        </w:rPr>
-        <w:t xml:space="preserve">. Оно вернёт True, если все индексы разные, и </w:t>
-      </w:r>
-      <w:proofErr w:type="spellStart"/>
-      <w:r>
-        <w:rPr>
-          <w:rFonts w:ascii="Times New Roman" w:hAnsi="Times New Roman" w:cs="Times New Roman"/>
-          <w:sz w:val="28"/>
-          <w:szCs w:val="28"/>
-        </w:rPr>
-        <w:t>False</w:t>
-      </w:r>
-      <w:proofErr w:type="spellEnd"/>
-      <w:r>
-        <w:rPr>
-          <w:rFonts w:ascii="Times New Roman" w:hAnsi="Times New Roman" w:cs="Times New Roman"/>
-          <w:sz w:val="28"/>
-          <w:szCs w:val="28"/>
-        </w:rPr>
-        <w:t>, если есть повторяющиеся.</w:t>
+        <w:t>Нужно использовать свойство .</w:t>
+      </w:r>
+      <w:hyperlink r:id="rId43" w:tgtFrame="_blank" w:history="1">
+        <w:r>
+          <w:rPr>
+            <w:rStyle w:val="a3"/>
+            <w:rFonts w:ascii="Times New Roman" w:hAnsi="Times New Roman" w:cs="Times New Roman"/>
+            <w:sz w:val="28"/>
+            <w:szCs w:val="28"/>
+          </w:rPr>
+          <w:t>index.is</w:t>
+        </w:r>
+      </w:hyperlink>
+      <w:r>
+        <w:rPr>
+          <w:rFonts w:ascii="Times New Roman" w:hAnsi="Times New Roman" w:cs="Times New Roman"/>
+          <w:sz w:val="28"/>
+          <w:szCs w:val="28"/>
+        </w:rPr>
+        <w:t>_unique. Оно вернёт True, если все индексы разные, и False, если есть повторяющиеся.</w:t>
       </w:r>
     </w:p>
     <w:p>
@@ -8820,7 +6887,6 @@
           <w:sz w:val="28"/>
           <w:szCs w:val="28"/>
         </w:rPr>
-        <w:lastRenderedPageBreak/>
         <w:t>20. Как сбросить индексы Series и сделать их числовыми?</w:t>
       </w:r>
       <w:r>
@@ -8837,43 +6903,7 @@
           <w:sz w:val="28"/>
           <w:szCs w:val="28"/>
         </w:rPr>
-        <w:t xml:space="preserve">Нужно использовать </w:t>
-      </w:r>
-      <w:proofErr w:type="gramStart"/>
-      <w:r>
-        <w:rPr>
-          <w:rFonts w:ascii="Times New Roman" w:hAnsi="Times New Roman" w:cs="Times New Roman"/>
-          <w:sz w:val="28"/>
-          <w:szCs w:val="28"/>
-        </w:rPr>
-        <w:t>метод .</w:t>
-      </w:r>
-      <w:proofErr w:type="spellStart"/>
-      <w:r>
-        <w:rPr>
-          <w:rFonts w:ascii="Times New Roman" w:hAnsi="Times New Roman" w:cs="Times New Roman"/>
-          <w:sz w:val="28"/>
-          <w:szCs w:val="28"/>
-        </w:rPr>
-        <w:t>reset</w:t>
-      </w:r>
-      <w:proofErr w:type="gramEnd"/>
-      <w:r>
-        <w:rPr>
-          <w:rFonts w:ascii="Times New Roman" w:hAnsi="Times New Roman" w:cs="Times New Roman"/>
-          <w:sz w:val="28"/>
-          <w:szCs w:val="28"/>
-        </w:rPr>
-        <w:t>_index</w:t>
-      </w:r>
-      <w:proofErr w:type="spellEnd"/>
-      <w:r>
-        <w:rPr>
-          <w:rFonts w:ascii="Times New Roman" w:hAnsi="Times New Roman" w:cs="Times New Roman"/>
-          <w:sz w:val="28"/>
-          <w:szCs w:val="28"/>
-        </w:rPr>
-        <w:t>(). Он превращает текущие индексы в обычный столбец и создаёт новые числовые индексы от 0.</w:t>
+        <w:t>Нужно использовать метод .reset_index(). Он превращает текущие индексы в обычный столбец и создаёт новые числовые индексы от 0.</w:t>
       </w:r>
     </w:p>
     <w:p>
@@ -8909,55 +6939,7 @@
           <w:sz w:val="28"/>
           <w:szCs w:val="28"/>
         </w:rPr>
-        <w:t xml:space="preserve">Нужно присвоить новый список меток </w:t>
-      </w:r>
-      <w:proofErr w:type="gramStart"/>
-      <w:r>
-        <w:rPr>
-          <w:rFonts w:ascii="Times New Roman" w:hAnsi="Times New Roman" w:cs="Times New Roman"/>
-          <w:sz w:val="28"/>
-          <w:szCs w:val="28"/>
-        </w:rPr>
-        <w:t>свойству .</w:t>
-      </w:r>
-      <w:proofErr w:type="spellStart"/>
-      <w:r>
-        <w:rPr>
-          <w:rFonts w:ascii="Times New Roman" w:hAnsi="Times New Roman" w:cs="Times New Roman"/>
-          <w:sz w:val="28"/>
-          <w:szCs w:val="28"/>
-        </w:rPr>
-        <w:t>index</w:t>
-      </w:r>
-      <w:proofErr w:type="spellEnd"/>
-      <w:proofErr w:type="gramEnd"/>
-      <w:r>
-        <w:rPr>
-          <w:rFonts w:ascii="Times New Roman" w:hAnsi="Times New Roman" w:cs="Times New Roman"/>
-          <w:sz w:val="28"/>
-          <w:szCs w:val="28"/>
-        </w:rPr>
-        <w:t xml:space="preserve">. Например: </w:t>
-      </w:r>
-      <w:proofErr w:type="spellStart"/>
-      <w:proofErr w:type="gramStart"/>
-      <w:r>
-        <w:rPr>
-          <w:rFonts w:ascii="Times New Roman" w:hAnsi="Times New Roman" w:cs="Times New Roman"/>
-          <w:sz w:val="28"/>
-          <w:szCs w:val="28"/>
-        </w:rPr>
-        <w:t>s.index</w:t>
-      </w:r>
-      <w:proofErr w:type="spellEnd"/>
-      <w:proofErr w:type="gramEnd"/>
-      <w:r>
-        <w:rPr>
-          <w:rFonts w:ascii="Times New Roman" w:hAnsi="Times New Roman" w:cs="Times New Roman"/>
-          <w:sz w:val="28"/>
-          <w:szCs w:val="28"/>
-        </w:rPr>
-        <w:t xml:space="preserve"> = ['x', 'y', 'z'].</w:t>
+        <w:t>Нужно присвоить новый список меток свойству .index. Например: s.index = ['x', 'y', 'z'].</w:t>
       </w:r>
     </w:p>
     <w:p>
@@ -8993,35 +6975,7 @@
           <w:sz w:val="28"/>
           <w:szCs w:val="28"/>
         </w:rPr>
-        <w:t xml:space="preserve">Временные ряды создаются с помощью </w:t>
-      </w:r>
-      <w:proofErr w:type="spellStart"/>
-      <w:proofErr w:type="gramStart"/>
-      <w:r>
-        <w:rPr>
-          <w:rFonts w:ascii="Times New Roman" w:hAnsi="Times New Roman" w:cs="Times New Roman"/>
-          <w:sz w:val="28"/>
-          <w:szCs w:val="28"/>
-        </w:rPr>
-        <w:t>pd.date</w:t>
-      </w:r>
-      <w:proofErr w:type="gramEnd"/>
-      <w:r>
-        <w:rPr>
-          <w:rFonts w:ascii="Times New Roman" w:hAnsi="Times New Roman" w:cs="Times New Roman"/>
-          <w:sz w:val="28"/>
-          <w:szCs w:val="28"/>
-        </w:rPr>
-        <w:t>_range</w:t>
-      </w:r>
-      <w:proofErr w:type="spellEnd"/>
-      <w:r>
-        <w:rPr>
-          <w:rFonts w:ascii="Times New Roman" w:hAnsi="Times New Roman" w:cs="Times New Roman"/>
-          <w:sz w:val="28"/>
-          <w:szCs w:val="28"/>
-        </w:rPr>
-        <w:t>() для создания дат. Затем эти даты передаются как индекс Series. После этого можно выбирать данные по датам, использовать срезы по датам и применять специальные методы для работы с временными данными.</w:t>
+        <w:t>Временные ряды создаются с помощью pd.date_range() для создания дат. Затем эти даты передаются как индекс Series. После этого можно выбирать данные по датам, использовать срезы по датам и применять специальные методы для работы с временными данными.</w:t>
       </w:r>
     </w:p>
     <w:p>
@@ -9041,25 +6995,7 @@
           <w:sz w:val="28"/>
           <w:szCs w:val="28"/>
         </w:rPr>
-        <w:t xml:space="preserve">23. Как преобразовать строковые даты в формат </w:t>
-      </w:r>
-      <w:proofErr w:type="spellStart"/>
-      <w:r>
-        <w:rPr>
-          <w:rFonts w:ascii="Times New Roman" w:hAnsi="Times New Roman" w:cs="Times New Roman"/>
-          <w:sz w:val="28"/>
-          <w:szCs w:val="28"/>
-        </w:rPr>
-        <w:t>DatetimeIndex</w:t>
-      </w:r>
-      <w:proofErr w:type="spellEnd"/>
-      <w:r>
-        <w:rPr>
-          <w:rFonts w:ascii="Times New Roman" w:hAnsi="Times New Roman" w:cs="Times New Roman"/>
-          <w:sz w:val="28"/>
-          <w:szCs w:val="28"/>
-        </w:rPr>
-        <w:t>?</w:t>
+        <w:t>23. Как преобразовать строковые даты в формат DatetimeIndex?</w:t>
       </w:r>
       <w:r>
         <w:rPr>
@@ -9077,193 +7013,43 @@
         </w:rPr>
         <w:t>Нужно использовать </w:t>
       </w:r>
-      <w:proofErr w:type="spellStart"/>
-      <w:r>
-        <w:rPr>
-          <w:rFonts w:ascii="Times New Roman" w:hAnsi="Times New Roman" w:cs="Times New Roman"/>
-          <w:sz w:val="28"/>
-          <w:szCs w:val="28"/>
-        </w:rPr>
-        <w:fldChar w:fldCharType="begin"/>
-      </w:r>
-      <w:r>
-        <w:rPr>
-          <w:rFonts w:ascii="Times New Roman" w:hAnsi="Times New Roman" w:cs="Times New Roman"/>
-          <w:sz w:val="28"/>
-          <w:szCs w:val="28"/>
-        </w:rPr>
-        <w:instrText>HYPERLINK "https://pd.to/" \t "_blank"</w:instrText>
-      </w:r>
-      <w:r>
-        <w:rPr>
-          <w:rFonts w:ascii="Times New Roman" w:hAnsi="Times New Roman" w:cs="Times New Roman"/>
-          <w:sz w:val="28"/>
-          <w:szCs w:val="28"/>
-        </w:rPr>
-      </w:r>
-      <w:r>
-        <w:rPr>
-          <w:rFonts w:ascii="Times New Roman" w:hAnsi="Times New Roman" w:cs="Times New Roman"/>
-          <w:sz w:val="28"/>
-          <w:szCs w:val="28"/>
-        </w:rPr>
-        <w:fldChar w:fldCharType="separate"/>
-      </w:r>
-      <w:r>
-        <w:rPr>
-          <w:rStyle w:val="a3"/>
-          <w:rFonts w:ascii="Times New Roman" w:hAnsi="Times New Roman" w:cs="Times New Roman"/>
-          <w:sz w:val="28"/>
-          <w:szCs w:val="28"/>
-        </w:rPr>
-        <w:t>pd.to</w:t>
-      </w:r>
-      <w:r>
-        <w:rPr>
-          <w:rFonts w:ascii="Times New Roman" w:hAnsi="Times New Roman" w:cs="Times New Roman"/>
-          <w:sz w:val="28"/>
-          <w:szCs w:val="28"/>
-        </w:rPr>
-        <w:fldChar w:fldCharType="end"/>
-      </w:r>
-      <w:r>
-        <w:rPr>
-          <w:rFonts w:ascii="Times New Roman" w:hAnsi="Times New Roman" w:cs="Times New Roman"/>
-          <w:sz w:val="28"/>
-          <w:szCs w:val="28"/>
-        </w:rPr>
-        <w:t>_</w:t>
-      </w:r>
-      <w:proofErr w:type="gramStart"/>
-      <w:r>
-        <w:rPr>
-          <w:rFonts w:ascii="Times New Roman" w:hAnsi="Times New Roman" w:cs="Times New Roman"/>
-          <w:sz w:val="28"/>
-          <w:szCs w:val="28"/>
-        </w:rPr>
-        <w:t>datetime</w:t>
-      </w:r>
-      <w:proofErr w:type="spellEnd"/>
-      <w:r>
-        <w:rPr>
-          <w:rFonts w:ascii="Times New Roman" w:hAnsi="Times New Roman" w:cs="Times New Roman"/>
-          <w:sz w:val="28"/>
-          <w:szCs w:val="28"/>
-        </w:rPr>
-        <w:t>(</w:t>
-      </w:r>
-      <w:proofErr w:type="gramEnd"/>
-      <w:r>
-        <w:rPr>
-          <w:rFonts w:ascii="Times New Roman" w:hAnsi="Times New Roman" w:cs="Times New Roman"/>
-          <w:sz w:val="28"/>
-          <w:szCs w:val="28"/>
-        </w:rPr>
-        <w:t xml:space="preserve">). Например: </w:t>
-      </w:r>
-      <w:proofErr w:type="spellStart"/>
-      <w:proofErr w:type="gramStart"/>
-      <w:r>
-        <w:rPr>
-          <w:rFonts w:ascii="Times New Roman" w:hAnsi="Times New Roman" w:cs="Times New Roman"/>
-          <w:sz w:val="28"/>
-          <w:szCs w:val="28"/>
-        </w:rPr>
-        <w:t>s.index</w:t>
-      </w:r>
-      <w:proofErr w:type="spellEnd"/>
-      <w:proofErr w:type="gramEnd"/>
-      <w:r>
-        <w:rPr>
-          <w:rFonts w:ascii="Times New Roman" w:hAnsi="Times New Roman" w:cs="Times New Roman"/>
-          <w:sz w:val="28"/>
-          <w:szCs w:val="28"/>
-        </w:rPr>
-        <w:t xml:space="preserve"> = </w:t>
-      </w:r>
-      <w:proofErr w:type="spellStart"/>
-      <w:r>
-        <w:rPr>
-          <w:rFonts w:ascii="Times New Roman" w:hAnsi="Times New Roman" w:cs="Times New Roman"/>
-          <w:sz w:val="28"/>
-          <w:szCs w:val="28"/>
-        </w:rPr>
-        <w:fldChar w:fldCharType="begin"/>
-      </w:r>
-      <w:r>
-        <w:rPr>
-          <w:rFonts w:ascii="Times New Roman" w:hAnsi="Times New Roman" w:cs="Times New Roman"/>
-          <w:sz w:val="28"/>
-          <w:szCs w:val="28"/>
-        </w:rPr>
-        <w:instrText>HYPERLINK "https://pd.to/" \t "_blank"</w:instrText>
-      </w:r>
-      <w:r>
-        <w:rPr>
-          <w:rFonts w:ascii="Times New Roman" w:hAnsi="Times New Roman" w:cs="Times New Roman"/>
-          <w:sz w:val="28"/>
-          <w:szCs w:val="28"/>
-        </w:rPr>
-      </w:r>
-      <w:r>
-        <w:rPr>
-          <w:rFonts w:ascii="Times New Roman" w:hAnsi="Times New Roman" w:cs="Times New Roman"/>
-          <w:sz w:val="28"/>
-          <w:szCs w:val="28"/>
-        </w:rPr>
-        <w:fldChar w:fldCharType="separate"/>
-      </w:r>
-      <w:r>
-        <w:rPr>
-          <w:rStyle w:val="a3"/>
-          <w:rFonts w:ascii="Times New Roman" w:hAnsi="Times New Roman" w:cs="Times New Roman"/>
-          <w:sz w:val="28"/>
-          <w:szCs w:val="28"/>
-        </w:rPr>
-        <w:t>pd.to</w:t>
-      </w:r>
-      <w:r>
-        <w:rPr>
-          <w:rFonts w:ascii="Times New Roman" w:hAnsi="Times New Roman" w:cs="Times New Roman"/>
-          <w:sz w:val="28"/>
-          <w:szCs w:val="28"/>
-        </w:rPr>
-        <w:fldChar w:fldCharType="end"/>
-      </w:r>
-      <w:r>
-        <w:rPr>
-          <w:rFonts w:ascii="Times New Roman" w:hAnsi="Times New Roman" w:cs="Times New Roman"/>
-          <w:sz w:val="28"/>
-          <w:szCs w:val="28"/>
-        </w:rPr>
-        <w:t>_datetime</w:t>
-      </w:r>
-      <w:proofErr w:type="spellEnd"/>
-      <w:r>
-        <w:rPr>
-          <w:rFonts w:ascii="Times New Roman" w:hAnsi="Times New Roman" w:cs="Times New Roman"/>
-          <w:sz w:val="28"/>
-          <w:szCs w:val="28"/>
-        </w:rPr>
-        <w:t>(</w:t>
-      </w:r>
-      <w:proofErr w:type="spellStart"/>
-      <w:r>
-        <w:rPr>
-          <w:rFonts w:ascii="Times New Roman" w:hAnsi="Times New Roman" w:cs="Times New Roman"/>
-          <w:sz w:val="28"/>
-          <w:szCs w:val="28"/>
-        </w:rPr>
-        <w:t>s.index</w:t>
-      </w:r>
-      <w:proofErr w:type="spellEnd"/>
-      <w:r>
-        <w:rPr>
-          <w:rFonts w:ascii="Times New Roman" w:hAnsi="Times New Roman" w:cs="Times New Roman"/>
-          <w:sz w:val="28"/>
-          <w:szCs w:val="28"/>
-        </w:rPr>
-        <w:t>). Это превращает строки с датами в специальный тип данных для работы с датами.</w:t>
+      <w:hyperlink r:id="rId44" w:tgtFrame="_blank" w:history="1">
+        <w:r>
+          <w:rPr>
+            <w:rStyle w:val="a3"/>
+            <w:rFonts w:ascii="Times New Roman" w:hAnsi="Times New Roman" w:cs="Times New Roman"/>
+            <w:sz w:val="28"/>
+            <w:szCs w:val="28"/>
+          </w:rPr>
+          <w:t>pd.to</w:t>
+        </w:r>
+      </w:hyperlink>
+      <w:r>
+        <w:rPr>
+          <w:rFonts w:ascii="Times New Roman" w:hAnsi="Times New Roman" w:cs="Times New Roman"/>
+          <w:sz w:val="28"/>
+          <w:szCs w:val="28"/>
+        </w:rPr>
+        <w:t>_datetime(). Например: s.index = </w:t>
+      </w:r>
+      <w:hyperlink r:id="rId45" w:tgtFrame="_blank" w:history="1">
+        <w:r>
+          <w:rPr>
+            <w:rStyle w:val="a3"/>
+            <w:rFonts w:ascii="Times New Roman" w:hAnsi="Times New Roman" w:cs="Times New Roman"/>
+            <w:sz w:val="28"/>
+            <w:szCs w:val="28"/>
+          </w:rPr>
+          <w:t>pd.to</w:t>
+        </w:r>
+      </w:hyperlink>
+      <w:r>
+        <w:rPr>
+          <w:rFonts w:ascii="Times New Roman" w:hAnsi="Times New Roman" w:cs="Times New Roman"/>
+          <w:sz w:val="28"/>
+          <w:szCs w:val="28"/>
+        </w:rPr>
+        <w:t>_datetime(s.index). Это превращает строки с датами в специальный тип данных для работы с датами.</w:t>
       </w:r>
     </w:p>
     <w:p>
@@ -9299,25 +7085,7 @@
           <w:sz w:val="28"/>
           <w:szCs w:val="28"/>
         </w:rPr>
-        <w:t xml:space="preserve">Можно использовать срез по датам: </w:t>
-      </w:r>
-      <w:proofErr w:type="gramStart"/>
-      <w:r>
-        <w:rPr>
-          <w:rFonts w:ascii="Times New Roman" w:hAnsi="Times New Roman" w:cs="Times New Roman"/>
-          <w:sz w:val="28"/>
-          <w:szCs w:val="28"/>
-        </w:rPr>
-        <w:t>s[</w:t>
-      </w:r>
-      <w:proofErr w:type="gramEnd"/>
-      <w:r>
-        <w:rPr>
-          <w:rFonts w:ascii="Times New Roman" w:hAnsi="Times New Roman" w:cs="Times New Roman"/>
-          <w:sz w:val="28"/>
-          <w:szCs w:val="28"/>
-        </w:rPr>
-        <w:t>'2024-03-01':'2024-03-10'] выберет все данные с 1 по 10 марта.</w:t>
+        <w:t>Можно использовать срез по датам: s['2024-03-01':'2024-03-10'] выберет все данные с 1 по 10 марта.</w:t>
       </w:r>
     </w:p>
     <w:p>
@@ -9353,135 +7121,7 @@
           <w:sz w:val="28"/>
           <w:szCs w:val="28"/>
         </w:rPr>
-        <w:t xml:space="preserve">Сначала читаем весь файл через </w:t>
-      </w:r>
-      <w:proofErr w:type="spellStart"/>
-      <w:proofErr w:type="gramStart"/>
-      <w:r>
-        <w:rPr>
-          <w:rFonts w:ascii="Times New Roman" w:hAnsi="Times New Roman" w:cs="Times New Roman"/>
-          <w:sz w:val="28"/>
-          <w:szCs w:val="28"/>
-        </w:rPr>
-        <w:t>pd.read</w:t>
-      </w:r>
-      <w:proofErr w:type="gramEnd"/>
-      <w:r>
-        <w:rPr>
-          <w:rFonts w:ascii="Times New Roman" w:hAnsi="Times New Roman" w:cs="Times New Roman"/>
-          <w:sz w:val="28"/>
-          <w:szCs w:val="28"/>
-        </w:rPr>
-        <w:t>_csv</w:t>
-      </w:r>
-      <w:proofErr w:type="spellEnd"/>
-      <w:r>
-        <w:rPr>
-          <w:rFonts w:ascii="Times New Roman" w:hAnsi="Times New Roman" w:cs="Times New Roman"/>
-          <w:sz w:val="28"/>
-          <w:szCs w:val="28"/>
-        </w:rPr>
-        <w:t xml:space="preserve">() в </w:t>
-      </w:r>
-      <w:proofErr w:type="spellStart"/>
-      <w:r>
-        <w:rPr>
-          <w:rFonts w:ascii="Times New Roman" w:hAnsi="Times New Roman" w:cs="Times New Roman"/>
-          <w:sz w:val="28"/>
-          <w:szCs w:val="28"/>
-        </w:rPr>
-        <w:t>DataFrame</w:t>
-      </w:r>
-      <w:proofErr w:type="spellEnd"/>
-      <w:r>
-        <w:rPr>
-          <w:rFonts w:ascii="Times New Roman" w:hAnsi="Times New Roman" w:cs="Times New Roman"/>
-          <w:sz w:val="28"/>
-          <w:szCs w:val="28"/>
-        </w:rPr>
-        <w:t xml:space="preserve">, затем выбираем нужный столбец. Например: </w:t>
-      </w:r>
-      <w:proofErr w:type="spellStart"/>
-      <w:r>
-        <w:rPr>
-          <w:rFonts w:ascii="Times New Roman" w:hAnsi="Times New Roman" w:cs="Times New Roman"/>
-          <w:sz w:val="28"/>
-          <w:szCs w:val="28"/>
-        </w:rPr>
-        <w:t>df</w:t>
-      </w:r>
-      <w:proofErr w:type="spellEnd"/>
-      <w:r>
-        <w:rPr>
-          <w:rFonts w:ascii="Times New Roman" w:hAnsi="Times New Roman" w:cs="Times New Roman"/>
-          <w:sz w:val="28"/>
-          <w:szCs w:val="28"/>
-        </w:rPr>
-        <w:t xml:space="preserve"> = </w:t>
-      </w:r>
-      <w:proofErr w:type="spellStart"/>
-      <w:proofErr w:type="gramStart"/>
-      <w:r>
-        <w:rPr>
-          <w:rFonts w:ascii="Times New Roman" w:hAnsi="Times New Roman" w:cs="Times New Roman"/>
-          <w:sz w:val="28"/>
-          <w:szCs w:val="28"/>
-        </w:rPr>
-        <w:t>pd.read</w:t>
-      </w:r>
-      <w:proofErr w:type="gramEnd"/>
-      <w:r>
-        <w:rPr>
-          <w:rFonts w:ascii="Times New Roman" w:hAnsi="Times New Roman" w:cs="Times New Roman"/>
-          <w:sz w:val="28"/>
-          <w:szCs w:val="28"/>
-        </w:rPr>
-        <w:t>_csv</w:t>
-      </w:r>
-      <w:proofErr w:type="spellEnd"/>
-      <w:r>
-        <w:rPr>
-          <w:rFonts w:ascii="Times New Roman" w:hAnsi="Times New Roman" w:cs="Times New Roman"/>
-          <w:sz w:val="28"/>
-          <w:szCs w:val="28"/>
-        </w:rPr>
-        <w:t xml:space="preserve">('file.csv'); s = </w:t>
-      </w:r>
-      <w:proofErr w:type="spellStart"/>
-      <w:r>
-        <w:rPr>
-          <w:rFonts w:ascii="Times New Roman" w:hAnsi="Times New Roman" w:cs="Times New Roman"/>
-          <w:sz w:val="28"/>
-          <w:szCs w:val="28"/>
-        </w:rPr>
-        <w:t>df</w:t>
-      </w:r>
-      <w:proofErr w:type="spellEnd"/>
-      <w:r>
-        <w:rPr>
-          <w:rFonts w:ascii="Times New Roman" w:hAnsi="Times New Roman" w:cs="Times New Roman"/>
-          <w:sz w:val="28"/>
-          <w:szCs w:val="28"/>
-        </w:rPr>
-        <w:t>['</w:t>
-      </w:r>
-      <w:proofErr w:type="spellStart"/>
-      <w:r>
-        <w:rPr>
-          <w:rFonts w:ascii="Times New Roman" w:hAnsi="Times New Roman" w:cs="Times New Roman"/>
-          <w:sz w:val="28"/>
-          <w:szCs w:val="28"/>
-        </w:rPr>
-        <w:t>название_столбца</w:t>
-      </w:r>
-      <w:proofErr w:type="spellEnd"/>
-      <w:r>
-        <w:rPr>
-          <w:rFonts w:ascii="Times New Roman" w:hAnsi="Times New Roman" w:cs="Times New Roman"/>
-          <w:sz w:val="28"/>
-          <w:szCs w:val="28"/>
-        </w:rPr>
-        <w:t>'].</w:t>
+        <w:t>Сначала читаем весь файл через pd.read_csv() в DataFrame, затем выбираем нужный столбец. Например: df = pd.read_csv('file.csv'); s = df['название_столбца'].</w:t>
       </w:r>
     </w:p>
     <w:p>
@@ -9501,6 +7141,7 @@
           <w:sz w:val="28"/>
           <w:szCs w:val="28"/>
         </w:rPr>
+        <w:lastRenderedPageBreak/>
         <w:t>26. Как установить один из столбцов CSV-файла в качестве индекса Series?</w:t>
       </w:r>
       <w:r>
@@ -9517,107 +7158,7 @@
           <w:sz w:val="28"/>
           <w:szCs w:val="28"/>
         </w:rPr>
-        <w:t xml:space="preserve">При чтении файла можно использовать параметр </w:t>
-      </w:r>
-      <w:proofErr w:type="spellStart"/>
-      <w:r>
-        <w:rPr>
-          <w:rFonts w:ascii="Times New Roman" w:hAnsi="Times New Roman" w:cs="Times New Roman"/>
-          <w:sz w:val="28"/>
-          <w:szCs w:val="28"/>
-        </w:rPr>
-        <w:t>index_col</w:t>
-      </w:r>
-      <w:proofErr w:type="spellEnd"/>
-      <w:r>
-        <w:rPr>
-          <w:rFonts w:ascii="Times New Roman" w:hAnsi="Times New Roman" w:cs="Times New Roman"/>
-          <w:sz w:val="28"/>
-          <w:szCs w:val="28"/>
-        </w:rPr>
-        <w:t xml:space="preserve">: </w:t>
-      </w:r>
-      <w:proofErr w:type="spellStart"/>
-      <w:r>
-        <w:rPr>
-          <w:rFonts w:ascii="Times New Roman" w:hAnsi="Times New Roman" w:cs="Times New Roman"/>
-          <w:sz w:val="28"/>
-          <w:szCs w:val="28"/>
-        </w:rPr>
-        <w:t>df</w:t>
-      </w:r>
-      <w:proofErr w:type="spellEnd"/>
-      <w:r>
-        <w:rPr>
-          <w:rFonts w:ascii="Times New Roman" w:hAnsi="Times New Roman" w:cs="Times New Roman"/>
-          <w:sz w:val="28"/>
-          <w:szCs w:val="28"/>
-        </w:rPr>
-        <w:t xml:space="preserve"> = </w:t>
-      </w:r>
-      <w:proofErr w:type="spellStart"/>
-      <w:proofErr w:type="gramStart"/>
-      <w:r>
-        <w:rPr>
-          <w:rFonts w:ascii="Times New Roman" w:hAnsi="Times New Roman" w:cs="Times New Roman"/>
-          <w:sz w:val="28"/>
-          <w:szCs w:val="28"/>
-        </w:rPr>
-        <w:t>pd.read</w:t>
-      </w:r>
-      <w:proofErr w:type="gramEnd"/>
-      <w:r>
-        <w:rPr>
-          <w:rFonts w:ascii="Times New Roman" w:hAnsi="Times New Roman" w:cs="Times New Roman"/>
-          <w:sz w:val="28"/>
-          <w:szCs w:val="28"/>
-        </w:rPr>
-        <w:t>_csv</w:t>
-      </w:r>
-      <w:proofErr w:type="spellEnd"/>
-      <w:r>
-        <w:rPr>
-          <w:rFonts w:ascii="Times New Roman" w:hAnsi="Times New Roman" w:cs="Times New Roman"/>
-          <w:sz w:val="28"/>
-          <w:szCs w:val="28"/>
-        </w:rPr>
-        <w:t xml:space="preserve">('file.csv', </w:t>
-      </w:r>
-      <w:proofErr w:type="spellStart"/>
-      <w:r>
-        <w:rPr>
-          <w:rFonts w:ascii="Times New Roman" w:hAnsi="Times New Roman" w:cs="Times New Roman"/>
-          <w:sz w:val="28"/>
-          <w:szCs w:val="28"/>
-        </w:rPr>
-        <w:t>index_col</w:t>
-      </w:r>
-      <w:proofErr w:type="spellEnd"/>
-      <w:r>
-        <w:rPr>
-          <w:rFonts w:ascii="Times New Roman" w:hAnsi="Times New Roman" w:cs="Times New Roman"/>
-          <w:sz w:val="28"/>
-          <w:szCs w:val="28"/>
-        </w:rPr>
-        <w:t>='</w:t>
-      </w:r>
-      <w:proofErr w:type="spellStart"/>
-      <w:r>
-        <w:rPr>
-          <w:rFonts w:ascii="Times New Roman" w:hAnsi="Times New Roman" w:cs="Times New Roman"/>
-          <w:sz w:val="28"/>
-          <w:szCs w:val="28"/>
-        </w:rPr>
-        <w:t>название_столбца</w:t>
-      </w:r>
-      <w:proofErr w:type="spellEnd"/>
-      <w:r>
-        <w:rPr>
-          <w:rFonts w:ascii="Times New Roman" w:hAnsi="Times New Roman" w:cs="Times New Roman"/>
-          <w:sz w:val="28"/>
-          <w:szCs w:val="28"/>
-        </w:rPr>
-        <w:t>'). Затем извлечь нужный столбец в Series.</w:t>
+        <w:t>При чтении файла можно использовать параметр index_col: df = pd.read_csv('file.csv', index_col='название_столбца'). Затем извлечь нужный столбец в Series.</w:t>
       </w:r>
     </w:p>
     <w:p>
@@ -9637,53 +7178,7 @@
           <w:sz w:val="28"/>
           <w:szCs w:val="28"/>
         </w:rPr>
-        <w:t xml:space="preserve">27. Для чего используется </w:t>
-      </w:r>
-      <w:proofErr w:type="gramStart"/>
-      <w:r>
-        <w:rPr>
-          <w:rFonts w:ascii="Times New Roman" w:hAnsi="Times New Roman" w:cs="Times New Roman"/>
-          <w:sz w:val="28"/>
-          <w:szCs w:val="28"/>
-        </w:rPr>
-        <w:t>метод .</w:t>
-      </w:r>
-      <w:proofErr w:type="spellStart"/>
-      <w:r>
-        <w:rPr>
-          <w:rFonts w:ascii="Times New Roman" w:hAnsi="Times New Roman" w:cs="Times New Roman"/>
-          <w:sz w:val="28"/>
-          <w:szCs w:val="28"/>
-        </w:rPr>
-        <w:t>rolling</w:t>
-      </w:r>
-      <w:proofErr w:type="spellEnd"/>
-      <w:proofErr w:type="gramEnd"/>
-      <w:r>
-        <w:rPr>
-          <w:rFonts w:ascii="Times New Roman" w:hAnsi="Times New Roman" w:cs="Times New Roman"/>
-          <w:sz w:val="28"/>
-          <w:szCs w:val="28"/>
-        </w:rPr>
-        <w:t>().</w:t>
-      </w:r>
-      <w:proofErr w:type="spellStart"/>
-      <w:r>
-        <w:rPr>
-          <w:rFonts w:ascii="Times New Roman" w:hAnsi="Times New Roman" w:cs="Times New Roman"/>
-          <w:sz w:val="28"/>
-          <w:szCs w:val="28"/>
-        </w:rPr>
-        <w:t>mean</w:t>
-      </w:r>
-      <w:proofErr w:type="spellEnd"/>
-      <w:r>
-        <w:rPr>
-          <w:rFonts w:ascii="Times New Roman" w:hAnsi="Times New Roman" w:cs="Times New Roman"/>
-          <w:sz w:val="28"/>
-          <w:szCs w:val="28"/>
-        </w:rPr>
-        <w:t>() в Series?</w:t>
+        <w:t>27. Для чего используется метод .rolling().mean() в Series?</w:t>
       </w:r>
       <w:r>
         <w:rPr>
@@ -9699,16 +7194,7 @@
           <w:sz w:val="28"/>
           <w:szCs w:val="28"/>
         </w:rPr>
-        <w:t xml:space="preserve">Этот метод вычисляет скользящее среднее. Он берёт окно из нескольких элементов и </w:t>
-      </w:r>
-      <w:r>
-        <w:rPr>
-          <w:rFonts w:ascii="Times New Roman" w:hAnsi="Times New Roman" w:cs="Times New Roman"/>
-          <w:sz w:val="28"/>
-          <w:szCs w:val="28"/>
-        </w:rPr>
-        <w:lastRenderedPageBreak/>
-        <w:t>считает среднее по этому окну, затем окно сдвигается. Это помогает сгладить колебания данных и увидеть общий тренд.</w:t>
+        <w:t>Этот метод вычисляет скользящее среднее. Он берёт окно из нескольких элементов и считает среднее по этому окну, затем окно сдвигается. Это помогает сгладить колебания данных и увидеть общий тренд.</w:t>
       </w:r>
     </w:p>
     <w:p>
@@ -9728,43 +7214,7 @@
           <w:sz w:val="28"/>
           <w:szCs w:val="28"/>
         </w:rPr>
-        <w:t>28. Как работает метод .</w:t>
-      </w:r>
-      <w:proofErr w:type="spellStart"/>
-      <w:r>
-        <w:rPr>
-          <w:rFonts w:ascii="Times New Roman" w:hAnsi="Times New Roman" w:cs="Times New Roman"/>
-          <w:sz w:val="28"/>
-          <w:szCs w:val="28"/>
-        </w:rPr>
-        <w:t>pct_</w:t>
-      </w:r>
-      <w:proofErr w:type="gramStart"/>
-      <w:r>
-        <w:rPr>
-          <w:rFonts w:ascii="Times New Roman" w:hAnsi="Times New Roman" w:cs="Times New Roman"/>
-          <w:sz w:val="28"/>
-          <w:szCs w:val="28"/>
-        </w:rPr>
-        <w:t>change</w:t>
-      </w:r>
-      <w:proofErr w:type="spellEnd"/>
-      <w:r>
-        <w:rPr>
-          <w:rFonts w:ascii="Times New Roman" w:hAnsi="Times New Roman" w:cs="Times New Roman"/>
-          <w:sz w:val="28"/>
-          <w:szCs w:val="28"/>
-        </w:rPr>
-        <w:t>(</w:t>
-      </w:r>
-      <w:proofErr w:type="gramEnd"/>
-      <w:r>
-        <w:rPr>
-          <w:rFonts w:ascii="Times New Roman" w:hAnsi="Times New Roman" w:cs="Times New Roman"/>
-          <w:sz w:val="28"/>
-          <w:szCs w:val="28"/>
-        </w:rPr>
-        <w:t>)? Какие задачи он решает?</w:t>
+        <w:t>28. Как работает метод .pct_change()? Какие задачи он решает?</w:t>
       </w:r>
       <w:r>
         <w:rPr>
@@ -9780,43 +7230,7 @@
           <w:sz w:val="28"/>
           <w:szCs w:val="28"/>
         </w:rPr>
-        <w:t>.</w:t>
-      </w:r>
-      <w:proofErr w:type="spellStart"/>
-      <w:r>
-        <w:rPr>
-          <w:rFonts w:ascii="Times New Roman" w:hAnsi="Times New Roman" w:cs="Times New Roman"/>
-          <w:sz w:val="28"/>
-          <w:szCs w:val="28"/>
-        </w:rPr>
-        <w:t>pct_</w:t>
-      </w:r>
-      <w:proofErr w:type="gramStart"/>
-      <w:r>
-        <w:rPr>
-          <w:rFonts w:ascii="Times New Roman" w:hAnsi="Times New Roman" w:cs="Times New Roman"/>
-          <w:sz w:val="28"/>
-          <w:szCs w:val="28"/>
-        </w:rPr>
-        <w:t>change</w:t>
-      </w:r>
-      <w:proofErr w:type="spellEnd"/>
-      <w:r>
-        <w:rPr>
-          <w:rFonts w:ascii="Times New Roman" w:hAnsi="Times New Roman" w:cs="Times New Roman"/>
-          <w:sz w:val="28"/>
-          <w:szCs w:val="28"/>
-        </w:rPr>
-        <w:t>(</w:t>
-      </w:r>
-      <w:proofErr w:type="gramEnd"/>
-      <w:r>
-        <w:rPr>
-          <w:rFonts w:ascii="Times New Roman" w:hAnsi="Times New Roman" w:cs="Times New Roman"/>
-          <w:sz w:val="28"/>
-          <w:szCs w:val="28"/>
-        </w:rPr>
-        <w:t>) вычисляет процентное изменение между текущим и предыдущим элементом. Он показывает, на сколько процентов выросло или упало значение по сравнению с прошлым периодом. Это полезно для расчёта доходности или темпов роста.</w:t>
+        <w:t>.pct_change() вычисляет процентное изменение между текущим и предыдущим элементом. Он показывает, на сколько процентов выросло или упало значение по сравнению с прошлым периодом. Это полезно для расчёта доходности или темпов роста.</w:t>
       </w:r>
     </w:p>
     <w:p>
@@ -9836,53 +7250,7 @@
           <w:sz w:val="28"/>
           <w:szCs w:val="28"/>
         </w:rPr>
-        <w:t xml:space="preserve">29. В каких ситуациях полезно </w:t>
-      </w:r>
-      <w:proofErr w:type="gramStart"/>
-      <w:r>
-        <w:rPr>
-          <w:rFonts w:ascii="Times New Roman" w:hAnsi="Times New Roman" w:cs="Times New Roman"/>
-          <w:sz w:val="28"/>
-          <w:szCs w:val="28"/>
-        </w:rPr>
-        <w:t>использовать .</w:t>
-      </w:r>
-      <w:proofErr w:type="spellStart"/>
-      <w:r>
-        <w:rPr>
-          <w:rFonts w:ascii="Times New Roman" w:hAnsi="Times New Roman" w:cs="Times New Roman"/>
-          <w:sz w:val="28"/>
-          <w:szCs w:val="28"/>
-        </w:rPr>
-        <w:t>rolling</w:t>
-      </w:r>
-      <w:proofErr w:type="spellEnd"/>
-      <w:proofErr w:type="gramEnd"/>
-      <w:r>
-        <w:rPr>
-          <w:rFonts w:ascii="Times New Roman" w:hAnsi="Times New Roman" w:cs="Times New Roman"/>
-          <w:sz w:val="28"/>
-          <w:szCs w:val="28"/>
-        </w:rPr>
-        <w:t>() и .</w:t>
-      </w:r>
-      <w:proofErr w:type="spellStart"/>
-      <w:r>
-        <w:rPr>
-          <w:rFonts w:ascii="Times New Roman" w:hAnsi="Times New Roman" w:cs="Times New Roman"/>
-          <w:sz w:val="28"/>
-          <w:szCs w:val="28"/>
-        </w:rPr>
-        <w:t>pct_change</w:t>
-      </w:r>
-      <w:proofErr w:type="spellEnd"/>
-      <w:r>
-        <w:rPr>
-          <w:rFonts w:ascii="Times New Roman" w:hAnsi="Times New Roman" w:cs="Times New Roman"/>
-          <w:sz w:val="28"/>
-          <w:szCs w:val="28"/>
-        </w:rPr>
-        <w:t>()?</w:t>
+        <w:t>29. В каких ситуациях полезно использовать .rolling() и .pct_change()?</w:t>
       </w:r>
       <w:r>
         <w:rPr>
@@ -9898,61 +7266,7 @@
           <w:sz w:val="28"/>
           <w:szCs w:val="28"/>
         </w:rPr>
-        <w:t>.</w:t>
-      </w:r>
-      <w:proofErr w:type="spellStart"/>
-      <w:r>
-        <w:rPr>
-          <w:rFonts w:ascii="Times New Roman" w:hAnsi="Times New Roman" w:cs="Times New Roman"/>
-          <w:sz w:val="28"/>
-          <w:szCs w:val="28"/>
-        </w:rPr>
-        <w:t>rolling</w:t>
-      </w:r>
-      <w:proofErr w:type="spellEnd"/>
-      <w:r>
-        <w:rPr>
-          <w:rFonts w:ascii="Times New Roman" w:hAnsi="Times New Roman" w:cs="Times New Roman"/>
-          <w:sz w:val="28"/>
-          <w:szCs w:val="28"/>
-        </w:rPr>
-        <w:t>() полезен для сглаживания шумов на графиках и поиска трендов в данных. .</w:t>
-      </w:r>
-      <w:proofErr w:type="spellStart"/>
-      <w:r>
-        <w:rPr>
-          <w:rFonts w:ascii="Times New Roman" w:hAnsi="Times New Roman" w:cs="Times New Roman"/>
-          <w:sz w:val="28"/>
-          <w:szCs w:val="28"/>
-        </w:rPr>
-        <w:t>pct_</w:t>
-      </w:r>
-      <w:proofErr w:type="gramStart"/>
-      <w:r>
-        <w:rPr>
-          <w:rFonts w:ascii="Times New Roman" w:hAnsi="Times New Roman" w:cs="Times New Roman"/>
-          <w:sz w:val="28"/>
-          <w:szCs w:val="28"/>
-        </w:rPr>
-        <w:t>change</w:t>
-      </w:r>
-      <w:proofErr w:type="spellEnd"/>
-      <w:r>
-        <w:rPr>
-          <w:rFonts w:ascii="Times New Roman" w:hAnsi="Times New Roman" w:cs="Times New Roman"/>
-          <w:sz w:val="28"/>
-          <w:szCs w:val="28"/>
-        </w:rPr>
-        <w:t>(</w:t>
-      </w:r>
-      <w:proofErr w:type="gramEnd"/>
-      <w:r>
-        <w:rPr>
-          <w:rFonts w:ascii="Times New Roman" w:hAnsi="Times New Roman" w:cs="Times New Roman"/>
-          <w:sz w:val="28"/>
-          <w:szCs w:val="28"/>
-        </w:rPr>
-        <w:t>) полезен для расчёта доходности акций, темпов роста продаж, инфляции и любых других данных, где важно относительное изменение.</w:t>
+        <w:t>.rolling() полезен для сглаживания шумов на графиках и поиска трендов в данных. .pct_change() полезен для расчёта доходности акций, темпов роста продаж, инфляции и любых других данных, где важно относительное изменение.</w:t>
       </w:r>
     </w:p>
     <w:p>
@@ -9972,25 +7286,7 @@
           <w:sz w:val="28"/>
           <w:szCs w:val="28"/>
         </w:rPr>
-        <w:t xml:space="preserve">30. Почему </w:t>
-      </w:r>
-      <w:proofErr w:type="spellStart"/>
-      <w:r>
-        <w:rPr>
-          <w:rFonts w:ascii="Times New Roman" w:hAnsi="Times New Roman" w:cs="Times New Roman"/>
-          <w:sz w:val="28"/>
-          <w:szCs w:val="28"/>
-        </w:rPr>
-        <w:t>NaN</w:t>
-      </w:r>
-      <w:proofErr w:type="spellEnd"/>
-      <w:r>
-        <w:rPr>
-          <w:rFonts w:ascii="Times New Roman" w:hAnsi="Times New Roman" w:cs="Times New Roman"/>
-          <w:sz w:val="28"/>
-          <w:szCs w:val="28"/>
-        </w:rPr>
-        <w:t xml:space="preserve"> могут появляться в Series, и как с ними работать?</w:t>
+        <w:t>30. Почему NaN могут появляться в Series, и как с ними работать?</w:t>
       </w:r>
       <w:r>
         <w:rPr>
@@ -10000,87 +7296,13 @@
         </w:rPr>
         <w:t xml:space="preserve"> </w:t>
       </w:r>
-      <w:proofErr w:type="spellStart"/>
-      <w:r>
-        <w:rPr>
-          <w:rFonts w:ascii="Times New Roman" w:hAnsi="Times New Roman" w:cs="Times New Roman"/>
-          <w:sz w:val="28"/>
-          <w:szCs w:val="28"/>
-        </w:rPr>
-        <w:t>NaN</w:t>
-      </w:r>
-      <w:proofErr w:type="spellEnd"/>
-      <w:r>
-        <w:rPr>
-          <w:rFonts w:ascii="Times New Roman" w:hAnsi="Times New Roman" w:cs="Times New Roman"/>
-          <w:sz w:val="28"/>
-          <w:szCs w:val="28"/>
-        </w:rPr>
-        <w:t xml:space="preserve"> появляются, когда при сложении двух Series индексы не совпадают, при чтении данных с пустыми ячейками в файле, или при делении на ноль. Работать с ними можно так</w:t>
-      </w:r>
-      <w:proofErr w:type="gramStart"/>
-      <w:r>
-        <w:rPr>
-          <w:rFonts w:ascii="Times New Roman" w:hAnsi="Times New Roman" w:cs="Times New Roman"/>
-          <w:sz w:val="28"/>
-          <w:szCs w:val="28"/>
-        </w:rPr>
-        <w:t>: .</w:t>
-      </w:r>
-      <w:proofErr w:type="spellStart"/>
-      <w:r>
-        <w:rPr>
-          <w:rFonts w:ascii="Times New Roman" w:hAnsi="Times New Roman" w:cs="Times New Roman"/>
-          <w:sz w:val="28"/>
-          <w:szCs w:val="28"/>
-        </w:rPr>
-        <w:t>isna</w:t>
-      </w:r>
-      <w:proofErr w:type="spellEnd"/>
-      <w:proofErr w:type="gramEnd"/>
-      <w:r>
-        <w:rPr>
-          <w:rFonts w:ascii="Times New Roman" w:hAnsi="Times New Roman" w:cs="Times New Roman"/>
-          <w:sz w:val="28"/>
-          <w:szCs w:val="28"/>
-        </w:rPr>
-        <w:t>() для поиска пропусков, .</w:t>
-      </w:r>
-      <w:proofErr w:type="spellStart"/>
-      <w:r>
-        <w:rPr>
-          <w:rFonts w:ascii="Times New Roman" w:hAnsi="Times New Roman" w:cs="Times New Roman"/>
-          <w:sz w:val="28"/>
-          <w:szCs w:val="28"/>
-        </w:rPr>
-        <w:t>fillna</w:t>
-      </w:r>
-      <w:proofErr w:type="spellEnd"/>
-      <w:r>
-        <w:rPr>
-          <w:rFonts w:ascii="Times New Roman" w:hAnsi="Times New Roman" w:cs="Times New Roman"/>
-          <w:sz w:val="28"/>
-          <w:szCs w:val="28"/>
-        </w:rPr>
-        <w:t>() для замены пропусков на нужное значение, .</w:t>
-      </w:r>
-      <w:proofErr w:type="spellStart"/>
-      <w:r>
-        <w:rPr>
-          <w:rFonts w:ascii="Times New Roman" w:hAnsi="Times New Roman" w:cs="Times New Roman"/>
-          <w:sz w:val="28"/>
-          <w:szCs w:val="28"/>
-        </w:rPr>
-        <w:t>dropna</w:t>
-      </w:r>
-      <w:proofErr w:type="spellEnd"/>
-      <w:r>
-        <w:rPr>
-          <w:rFonts w:ascii="Times New Roman" w:hAnsi="Times New Roman" w:cs="Times New Roman"/>
-          <w:sz w:val="28"/>
-          <w:szCs w:val="28"/>
-        </w:rPr>
-        <w:t>() для удаления строк с пропусками.</w:t>
+      <w:r>
+        <w:rPr>
+          <w:rFonts w:ascii="Times New Roman" w:hAnsi="Times New Roman" w:cs="Times New Roman"/>
+          <w:sz w:val="28"/>
+          <w:szCs w:val="28"/>
+        </w:rPr>
+        <w:t>NaN появляются, когда при сложении двух Series индексы не совпадают, при чтении данных с пустыми ячейками в файле, или при делении на ноль. Работать с ними можно так: .isna() для поиска пропусков, .fillna() для замены пропусков на нужное значение, .dropna() для удаления строк с пропусками.</w:t>
       </w:r>
     </w:p>
     <w:p>
@@ -10116,297 +7338,7 @@
           <w:sz w:val="28"/>
           <w:szCs w:val="28"/>
         </w:rPr>
-        <w:t xml:space="preserve"> ходе выполнения заданий были изучены основные возможности </w:t>
-      </w:r>
-      <w:proofErr w:type="spellStart"/>
-      <w:proofErr w:type="gramStart"/>
-      <w:r>
-        <w:rPr>
-          <w:rFonts w:ascii="Times New Roman" w:hAnsi="Times New Roman" w:cs="Times New Roman"/>
-          <w:sz w:val="28"/>
-          <w:szCs w:val="28"/>
-        </w:rPr>
-        <w:t>pandas.Series</w:t>
-      </w:r>
-      <w:proofErr w:type="spellEnd"/>
-      <w:proofErr w:type="gramEnd"/>
-      <w:r>
-        <w:rPr>
-          <w:rFonts w:ascii="Times New Roman" w:hAnsi="Times New Roman" w:cs="Times New Roman"/>
-          <w:sz w:val="28"/>
-          <w:szCs w:val="28"/>
-        </w:rPr>
-        <w:t xml:space="preserve">. Освоено создание Series с пользовательскими индексами, доступ к элементам через </w:t>
-      </w:r>
-      <w:proofErr w:type="spellStart"/>
-      <w:r>
-        <w:rPr>
-          <w:rFonts w:ascii="Times New Roman" w:hAnsi="Times New Roman" w:cs="Times New Roman"/>
-          <w:sz w:val="28"/>
-          <w:szCs w:val="28"/>
-        </w:rPr>
-        <w:t>loc</w:t>
-      </w:r>
-      <w:proofErr w:type="spellEnd"/>
-      <w:r>
-        <w:rPr>
-          <w:rFonts w:ascii="Times New Roman" w:hAnsi="Times New Roman" w:cs="Times New Roman"/>
-          <w:sz w:val="28"/>
-          <w:szCs w:val="28"/>
-        </w:rPr>
-        <w:t xml:space="preserve"> и </w:t>
-      </w:r>
-      <w:proofErr w:type="spellStart"/>
-      <w:r>
-        <w:rPr>
-          <w:rFonts w:ascii="Times New Roman" w:hAnsi="Times New Roman" w:cs="Times New Roman"/>
-          <w:sz w:val="28"/>
-          <w:szCs w:val="28"/>
-        </w:rPr>
-        <w:t>iloc</w:t>
-      </w:r>
-      <w:proofErr w:type="spellEnd"/>
-      <w:r>
-        <w:rPr>
-          <w:rFonts w:ascii="Times New Roman" w:hAnsi="Times New Roman" w:cs="Times New Roman"/>
-          <w:sz w:val="28"/>
-          <w:szCs w:val="28"/>
-        </w:rPr>
-        <w:t xml:space="preserve">, а также логическая фильтрация данных. Изучены методы </w:t>
-      </w:r>
-      <w:proofErr w:type="spellStart"/>
-      <w:r>
-        <w:rPr>
-          <w:rFonts w:ascii="Times New Roman" w:hAnsi="Times New Roman" w:cs="Times New Roman"/>
-          <w:sz w:val="28"/>
-          <w:szCs w:val="28"/>
-        </w:rPr>
-        <w:t>head</w:t>
-      </w:r>
-      <w:proofErr w:type="spellEnd"/>
-      <w:r>
-        <w:rPr>
-          <w:rFonts w:ascii="Times New Roman" w:hAnsi="Times New Roman" w:cs="Times New Roman"/>
-          <w:sz w:val="28"/>
-          <w:szCs w:val="28"/>
-        </w:rPr>
-        <w:t xml:space="preserve"> и </w:t>
-      </w:r>
-      <w:proofErr w:type="spellStart"/>
-      <w:r>
-        <w:rPr>
-          <w:rFonts w:ascii="Times New Roman" w:hAnsi="Times New Roman" w:cs="Times New Roman"/>
-          <w:sz w:val="28"/>
-          <w:szCs w:val="28"/>
-        </w:rPr>
-        <w:t>tail</w:t>
-      </w:r>
-      <w:proofErr w:type="spellEnd"/>
-      <w:r>
-        <w:rPr>
-          <w:rFonts w:ascii="Times New Roman" w:hAnsi="Times New Roman" w:cs="Times New Roman"/>
-          <w:sz w:val="28"/>
-          <w:szCs w:val="28"/>
-        </w:rPr>
-        <w:t xml:space="preserve"> для просмотра данных, проверка и изменение типов через </w:t>
-      </w:r>
-      <w:proofErr w:type="spellStart"/>
-      <w:r>
-        <w:rPr>
-          <w:rFonts w:ascii="Times New Roman" w:hAnsi="Times New Roman" w:cs="Times New Roman"/>
-          <w:sz w:val="28"/>
-          <w:szCs w:val="28"/>
-        </w:rPr>
-        <w:t>dtype</w:t>
-      </w:r>
-      <w:proofErr w:type="spellEnd"/>
-      <w:r>
-        <w:rPr>
-          <w:rFonts w:ascii="Times New Roman" w:hAnsi="Times New Roman" w:cs="Times New Roman"/>
-          <w:sz w:val="28"/>
-          <w:szCs w:val="28"/>
-        </w:rPr>
-        <w:t xml:space="preserve"> и </w:t>
-      </w:r>
-      <w:proofErr w:type="spellStart"/>
-      <w:r>
-        <w:rPr>
-          <w:rFonts w:ascii="Times New Roman" w:hAnsi="Times New Roman" w:cs="Times New Roman"/>
-          <w:sz w:val="28"/>
-          <w:szCs w:val="28"/>
-        </w:rPr>
-        <w:t>astype</w:t>
-      </w:r>
-      <w:proofErr w:type="spellEnd"/>
-      <w:r>
-        <w:rPr>
-          <w:rFonts w:ascii="Times New Roman" w:hAnsi="Times New Roman" w:cs="Times New Roman"/>
-          <w:sz w:val="28"/>
-          <w:szCs w:val="28"/>
-        </w:rPr>
-        <w:t xml:space="preserve">. Рассмотрена работа с пропущенными значениями: их обнаружение через </w:t>
-      </w:r>
-      <w:proofErr w:type="spellStart"/>
-      <w:r>
-        <w:rPr>
-          <w:rFonts w:ascii="Times New Roman" w:hAnsi="Times New Roman" w:cs="Times New Roman"/>
-          <w:sz w:val="28"/>
-          <w:szCs w:val="28"/>
-        </w:rPr>
-        <w:t>isna</w:t>
-      </w:r>
-      <w:proofErr w:type="spellEnd"/>
-      <w:r>
-        <w:rPr>
-          <w:rFonts w:ascii="Times New Roman" w:hAnsi="Times New Roman" w:cs="Times New Roman"/>
-          <w:sz w:val="28"/>
-          <w:szCs w:val="28"/>
-        </w:rPr>
-        <w:t xml:space="preserve">, заполнение через </w:t>
-      </w:r>
-      <w:proofErr w:type="spellStart"/>
-      <w:r>
-        <w:rPr>
-          <w:rFonts w:ascii="Times New Roman" w:hAnsi="Times New Roman" w:cs="Times New Roman"/>
-          <w:sz w:val="28"/>
-          <w:szCs w:val="28"/>
-        </w:rPr>
-        <w:t>fillna</w:t>
-      </w:r>
-      <w:proofErr w:type="spellEnd"/>
-      <w:r>
-        <w:rPr>
-          <w:rFonts w:ascii="Times New Roman" w:hAnsi="Times New Roman" w:cs="Times New Roman"/>
-          <w:sz w:val="28"/>
-          <w:szCs w:val="28"/>
-        </w:rPr>
-        <w:t xml:space="preserve"> и удаление через </w:t>
-      </w:r>
-      <w:proofErr w:type="spellStart"/>
-      <w:r>
-        <w:rPr>
-          <w:rFonts w:ascii="Times New Roman" w:hAnsi="Times New Roman" w:cs="Times New Roman"/>
-          <w:sz w:val="28"/>
-          <w:szCs w:val="28"/>
-        </w:rPr>
-        <w:t>dropna</w:t>
-      </w:r>
-      <w:proofErr w:type="spellEnd"/>
-      <w:r>
-        <w:rPr>
-          <w:rFonts w:ascii="Times New Roman" w:hAnsi="Times New Roman" w:cs="Times New Roman"/>
-          <w:sz w:val="28"/>
-          <w:szCs w:val="28"/>
-        </w:rPr>
-        <w:t xml:space="preserve">. Освоены арифметические операции, применение функций через </w:t>
-      </w:r>
-      <w:proofErr w:type="spellStart"/>
-      <w:r>
-        <w:rPr>
-          <w:rFonts w:ascii="Times New Roman" w:hAnsi="Times New Roman" w:cs="Times New Roman"/>
-          <w:sz w:val="28"/>
-          <w:szCs w:val="28"/>
-        </w:rPr>
-        <w:t>apply</w:t>
-      </w:r>
-      <w:proofErr w:type="spellEnd"/>
-      <w:r>
-        <w:rPr>
-          <w:rFonts w:ascii="Times New Roman" w:hAnsi="Times New Roman" w:cs="Times New Roman"/>
-          <w:sz w:val="28"/>
-          <w:szCs w:val="28"/>
-        </w:rPr>
-        <w:t xml:space="preserve"> и основные статистические методы </w:t>
-      </w:r>
-      <w:proofErr w:type="spellStart"/>
-      <w:r>
-        <w:rPr>
-          <w:rFonts w:ascii="Times New Roman" w:hAnsi="Times New Roman" w:cs="Times New Roman"/>
-          <w:sz w:val="28"/>
-          <w:szCs w:val="28"/>
-        </w:rPr>
-        <w:t>sum</w:t>
-      </w:r>
-      <w:proofErr w:type="spellEnd"/>
-      <w:r>
-        <w:rPr>
-          <w:rFonts w:ascii="Times New Roman" w:hAnsi="Times New Roman" w:cs="Times New Roman"/>
-          <w:sz w:val="28"/>
-          <w:szCs w:val="28"/>
-        </w:rPr>
-        <w:t xml:space="preserve">, </w:t>
-      </w:r>
-      <w:proofErr w:type="spellStart"/>
-      <w:r>
-        <w:rPr>
-          <w:rFonts w:ascii="Times New Roman" w:hAnsi="Times New Roman" w:cs="Times New Roman"/>
-          <w:sz w:val="28"/>
-          <w:szCs w:val="28"/>
-        </w:rPr>
-        <w:t>mean</w:t>
-      </w:r>
-      <w:proofErr w:type="spellEnd"/>
-      <w:r>
-        <w:rPr>
-          <w:rFonts w:ascii="Times New Roman" w:hAnsi="Times New Roman" w:cs="Times New Roman"/>
-          <w:sz w:val="28"/>
-          <w:szCs w:val="28"/>
-        </w:rPr>
-        <w:t xml:space="preserve">, </w:t>
-      </w:r>
-      <w:proofErr w:type="spellStart"/>
-      <w:r>
-        <w:rPr>
-          <w:rFonts w:ascii="Times New Roman" w:hAnsi="Times New Roman" w:cs="Times New Roman"/>
-          <w:sz w:val="28"/>
-          <w:szCs w:val="28"/>
-        </w:rPr>
-        <w:t>min</w:t>
-      </w:r>
-      <w:proofErr w:type="spellEnd"/>
-      <w:r>
-        <w:rPr>
-          <w:rFonts w:ascii="Times New Roman" w:hAnsi="Times New Roman" w:cs="Times New Roman"/>
-          <w:sz w:val="28"/>
-          <w:szCs w:val="28"/>
-        </w:rPr>
-        <w:t xml:space="preserve">, </w:t>
-      </w:r>
-      <w:proofErr w:type="spellStart"/>
-      <w:r>
-        <w:rPr>
-          <w:rFonts w:ascii="Times New Roman" w:hAnsi="Times New Roman" w:cs="Times New Roman"/>
-          <w:sz w:val="28"/>
-          <w:szCs w:val="28"/>
-        </w:rPr>
-        <w:t>max</w:t>
-      </w:r>
-      <w:proofErr w:type="spellEnd"/>
-      <w:r>
-        <w:rPr>
-          <w:rFonts w:ascii="Times New Roman" w:hAnsi="Times New Roman" w:cs="Times New Roman"/>
-          <w:sz w:val="28"/>
-          <w:szCs w:val="28"/>
-        </w:rPr>
-        <w:t xml:space="preserve">, </w:t>
-      </w:r>
-      <w:proofErr w:type="spellStart"/>
-      <w:r>
-        <w:rPr>
-          <w:rFonts w:ascii="Times New Roman" w:hAnsi="Times New Roman" w:cs="Times New Roman"/>
-          <w:sz w:val="28"/>
-          <w:szCs w:val="28"/>
-        </w:rPr>
-        <w:t>std</w:t>
-      </w:r>
-      <w:proofErr w:type="spellEnd"/>
-      <w:r>
-        <w:rPr>
-          <w:rFonts w:ascii="Times New Roman" w:hAnsi="Times New Roman" w:cs="Times New Roman"/>
-          <w:sz w:val="28"/>
-          <w:szCs w:val="28"/>
-        </w:rPr>
-        <w:t xml:space="preserve">. Изучена работа с временными рядами: создание </w:t>
+        <w:t xml:space="preserve"> ходе выполнения заданий были изучены основные возможности pandas.Series. Освоено создание Series с пользовательскими индексами, доступ к элементам через loc и iloc, а также логическая </w:t>
       </w:r>
       <w:r>
         <w:rPr>
@@ -10415,81 +7347,7 @@
           <w:szCs w:val="28"/>
         </w:rPr>
         <w:lastRenderedPageBreak/>
-        <w:t xml:space="preserve">индексов из дат, выборка по диапазону и преобразование строк в </w:t>
-      </w:r>
-      <w:proofErr w:type="spellStart"/>
-      <w:r>
-        <w:rPr>
-          <w:rFonts w:ascii="Times New Roman" w:hAnsi="Times New Roman" w:cs="Times New Roman"/>
-          <w:sz w:val="28"/>
-          <w:szCs w:val="28"/>
-        </w:rPr>
-        <w:t>DatetimeIndex</w:t>
-      </w:r>
-      <w:proofErr w:type="spellEnd"/>
-      <w:r>
-        <w:rPr>
-          <w:rFonts w:ascii="Times New Roman" w:hAnsi="Times New Roman" w:cs="Times New Roman"/>
-          <w:sz w:val="28"/>
-          <w:szCs w:val="28"/>
-        </w:rPr>
-        <w:t xml:space="preserve">. Также была рассмотрена загрузка данных из CSV и построение графиков с помощью </w:t>
-      </w:r>
-      <w:proofErr w:type="spellStart"/>
-      <w:r>
-        <w:rPr>
-          <w:rFonts w:ascii="Times New Roman" w:hAnsi="Times New Roman" w:cs="Times New Roman"/>
-          <w:sz w:val="28"/>
-          <w:szCs w:val="28"/>
-        </w:rPr>
-        <w:t>matplotlib</w:t>
-      </w:r>
-      <w:proofErr w:type="spellEnd"/>
-      <w:r>
-        <w:rPr>
-          <w:rFonts w:ascii="Times New Roman" w:hAnsi="Times New Roman" w:cs="Times New Roman"/>
-          <w:sz w:val="28"/>
-          <w:szCs w:val="28"/>
-        </w:rPr>
-        <w:t xml:space="preserve">. В индивидуальном задании закреплены навыки работы с </w:t>
-      </w:r>
-      <w:proofErr w:type="spellStart"/>
-      <w:r>
-        <w:rPr>
-          <w:rFonts w:ascii="Times New Roman" w:hAnsi="Times New Roman" w:cs="Times New Roman"/>
-          <w:sz w:val="28"/>
-          <w:szCs w:val="28"/>
-        </w:rPr>
-        <w:t>diff</w:t>
-      </w:r>
-      <w:proofErr w:type="spellEnd"/>
-      <w:r>
-        <w:rPr>
-          <w:rFonts w:ascii="Times New Roman" w:hAnsi="Times New Roman" w:cs="Times New Roman"/>
-          <w:sz w:val="28"/>
-          <w:szCs w:val="28"/>
-        </w:rPr>
-        <w:t xml:space="preserve"> для поиска аномалий и их визуализации. В результате получены практические навыки анализа одномерных данных с помощью </w:t>
-      </w:r>
-      <w:proofErr w:type="spellStart"/>
-      <w:proofErr w:type="gramStart"/>
-      <w:r>
-        <w:rPr>
-          <w:rFonts w:ascii="Times New Roman" w:hAnsi="Times New Roman" w:cs="Times New Roman"/>
-          <w:sz w:val="28"/>
-          <w:szCs w:val="28"/>
-        </w:rPr>
-        <w:t>pandas.Series</w:t>
-      </w:r>
-      <w:proofErr w:type="spellEnd"/>
-      <w:proofErr w:type="gramEnd"/>
-      <w:r>
-        <w:rPr>
-          <w:rFonts w:ascii="Times New Roman" w:hAnsi="Times New Roman" w:cs="Times New Roman"/>
-          <w:sz w:val="28"/>
-          <w:szCs w:val="28"/>
-        </w:rPr>
-        <w:t>.</w:t>
+        <w:t>фильтрация данных. Изучены методы head и tail для просмотра данных, проверка и изменение типов через dtype и astype. Рассмотрена работа с пропущенными значениями: их обнаружение через isna, заполнение через fillna и удаление через dropna. Освоены арифметические операции, применение функций через apply и основные статистические методы sum, mean, min, max, std. Изучена работа с временными рядами: создание индексов из дат, выборка по диапазону и преобразование строк в DatetimeIndex. Также была рассмотрена загрузка данных из CSV и построение графиков с помощью matplotlib. В индивидуальном задании закреплены навыки работы с diff для поиска аномалий и их визуализации. В результате получены практические навыки анализа одномерных данных с помощью pandas.Series.</w:t>
       </w:r>
     </w:p>
     <w:sectPr>
@@ -15812,6 +12670,7 @@
   <w:style w:type="character" w:default="1" w:styleId="a0">
     <w:name w:val="Default Paragraph Font"/>
     <w:uiPriority w:val="1"/>
+    <w:semiHidden/>
     <w:unhideWhenUsed/>
   </w:style>
   <w:style w:type="table" w:default="1" w:styleId="a1">
